--- a/enonces/EXC_enonces.docx
+++ b/enonces/EXC_enonces.docx
@@ -1549,7 +1549,7 @@
           <w:sz w:val="19"/>
           <w:szCs w:val="19"/>
         </w:rPr>
-        <w:t xml:space="preserve">Deplacement refuse : (-3, 5) sort du quadrant positif</w:t>
+        <w:t xml:space="preserve">Deplacement refuse : (-3, 5) sort du quadrant positif</w:t>
       </w:r>
     </w:p>
     <w:tbl>
@@ -3612,7 +3612,7 @@
           <w:sz w:val="19"/>
           <w:szCs w:val="19"/>
         </w:rPr>
-        <w:t xml:space="preserve">placerDouze(-3, 0)   -&gt;  "Taille impossible : -3"</w:t>
+        <w:t xml:space="preserve">placerDouze(-3, 0)   -&gt;  "Taille impossible : -3"</w:t>
       </w:r>
     </w:p>
     <w:p>

--- a/enonces/EXC_enonces.docx
+++ b/enonces/EXC_enonces.docx
@@ -4,7 +4,52 @@
   <w:body>
     <w:p>
       <w:pPr>
-        <w:spacing w:after="120" w:before="1200"/>
+        <w:spacing w:after="0"/>
+      </w:pPr>
+      <w:r>
+        <w:drawing>
+          <wp:inline distT="0" distB="0" distL="0" distR="0">
+            <wp:extent cx="1514475" cy="723900"/>
+            <wp:effectExtent t="0" r="0" b="0" l="0"/>
+            <wp:docPr id="1" name="logo" descr="Logo de l'EPHEC" title="EPHEC"/>
+            <wp:cNvGraphicFramePr>
+              <a:graphicFrameLocks xmlns:a="http://schemas.openxmlformats.org/drawingml/2006/main" noChangeAspect="1"/>
+            </wp:cNvGraphicFramePr>
+            <a:graphic xmlns:a="http://schemas.openxmlformats.org/drawingml/2006/main">
+              <a:graphicData uri="http://schemas.openxmlformats.org/drawingml/2006/picture">
+                <pic:pic xmlns:pic="http://schemas.openxmlformats.org/drawingml/2006/picture">
+                  <pic:nvPicPr>
+                    <pic:cNvPr id="0" name="" descr=""/>
+                    <pic:cNvPicPr>
+                      <a:picLocks noChangeAspect="1" noChangeArrowheads="1"/>
+                    </pic:cNvPicPr>
+                  </pic:nvPicPr>
+                  <pic:blipFill>
+                    <a:blip r:embed="rId7" cstate="none"/>
+                    <a:srcRect/>
+                    <a:stretch>
+                      <a:fillRect/>
+                    </a:stretch>
+                  </pic:blipFill>
+                  <pic:spPr bwMode="auto">
+                    <a:xfrm>
+                      <a:off x="0" y="0"/>
+                      <a:ext cx="1514475" cy="723900"/>
+                    </a:xfrm>
+                    <a:prstGeom prst="rect">
+                      <a:avLst/>
+                    </a:prstGeom>
+                  </pic:spPr>
+                </pic:pic>
+              </a:graphicData>
+            </a:graphic>
+          </wp:inline>
+        </w:drawing>
+      </w:r>
+    </w:p>
+    <w:p>
+      <w:pPr>
+        <w:spacing w:after="120" w:before="700"/>
         <w:jc w:val="center"/>
       </w:pPr>
       <w:r>
@@ -64,6 +109,7 @@
     </w:p>
     <w:p>
       <w:pPr>
+        <w:keepNext w:val="false"/>
         <w:spacing w:after="120"/>
         <w:jc w:val="center"/>
       </w:pPr>
@@ -78,6 +124,7 @@
     </w:p>
     <w:p>
       <w:pPr>
+        <w:keepNext w:val="false"/>
         <w:spacing w:after="120"/>
         <w:jc w:val="center"/>
       </w:pPr>
@@ -117,32 +164,736 @@
         <w:t xml:space="preserve">Comment travailler ces exercices</w:t>
       </w:r>
     </w:p>
+    <w:tbl>
+      <w:tblPr>
+        <w:tblW w:type="dxa" w:w="9360"/>
+        <w:tblBorders>
+          <w:top w:val="single" w:color="BFBFBF" w:sz="2"/>
+          <w:left w:val="single" w:color="BFBFBF" w:sz="2"/>
+          <w:bottom w:val="single" w:color="BFBFBF" w:sz="2"/>
+          <w:right w:val="single" w:color="BFBFBF" w:sz="2"/>
+          <w:insideH w:val="none"/>
+          <w:insideV w:val="none"/>
+        </w:tblBorders>
+      </w:tblPr>
+      <w:tblGrid>
+        <w:gridCol w:w="9360"/>
+      </w:tblGrid>
+      <w:tr>
+        <w:trPr>
+          <w:cantSplit/>
+        </w:trPr>
+        <w:tc>
+          <w:tcPr>
+            <w:tcW w:type="dxa" w:w="9360"/>
+            <w:shd w:fill="F2F2F2" w:val="clear"/>
+            <w:tcMar>
+              <w:top w:type="dxa" w:w="140"/>
+              <w:left w:type="dxa" w:w="180"/>
+              <w:bottom w:type="dxa" w:w="140"/>
+              <w:right w:type="dxa" w:w="180"/>
+            </w:tcMar>
+          </w:tcPr>
+          <w:p>
+            <w:pPr>
+              <w:keepNext/>
+              <w:spacing w:after="100" w:before="0"/>
+            </w:pPr>
+            <w:r>
+              <w:rPr>
+                <w:sz w:val="22"/>
+                <w:szCs w:val="22"/>
+              </w:rPr>
+              <w:t xml:space="preserve">Les exercices de ce thème se trouvent tous dans </w:t>
+            </w:r>
+            <w:r>
+              <w:rPr>
+                <w:rFonts w:ascii="Consolas" w:hAnsi="Consolas" w:cs="Consolas"/>
+                <w:color w:val="E97132" w:themeColor="accent2"/>
+                <w:sz w:val="18"/>
+                <w:szCs w:val="18"/>
+              </w:rPr>
+              <w:t xml:space="preserve">be.ephec.java.exc</w:t>
+            </w:r>
+            <w:r>
+              <w:rPr>
+                <w:sz w:val="22"/>
+                <w:szCs w:val="22"/>
+              </w:rPr>
+              <w:t xml:space="preserve">, chacun dans un sous-package.</w:t>
+            </w:r>
+          </w:p>
+          <w:p>
+            <w:pPr>
+              <w:keepNext/>
+              <w:spacing w:after="100" w:before="0"/>
+            </w:pPr>
+            <w:r>
+              <w:rPr>
+                <w:b/>
+                <w:bCs/>
+                <w:sz w:val="22"/>
+                <w:szCs w:val="22"/>
+              </w:rPr>
+              <w:t xml:space="preserve">Chaque exercice est autonome. </w:t>
+            </w:r>
+            <w:r>
+              <w:rPr>
+                <w:sz w:val="22"/>
+                <w:szCs w:val="22"/>
+              </w:rPr>
+              <w:t xml:space="preserve">Son package contient tout ce dont il a besoin et n'importe jamais une classe d'un autre exercice. </w:t>
+            </w:r>
+            <w:r>
+              <w:rPr>
+                <w:sz w:val="22"/>
+                <w:szCs w:val="22"/>
+              </w:rPr>
+              <w:t xml:space="preserve">Quand un exercice reprend une classe d'un exercice précédent, vous partez d'une copie : </w:t>
+            </w:r>
+            <w:r>
+              <w:rPr>
+                <w:sz w:val="22"/>
+                <w:szCs w:val="22"/>
+              </w:rPr>
+              <w:t xml:space="preserve">vous pouvez donc en rater un sans être bloqué pour la suite.</w:t>
+            </w:r>
+          </w:p>
+          <w:p>
+            <w:pPr>
+              <w:keepNext/>
+              <w:spacing w:after="100" w:before="0"/>
+            </w:pPr>
+            <w:r>
+              <w:rPr>
+                <w:b/>
+                <w:bCs/>
+                <w:sz w:val="22"/>
+                <w:szCs w:val="22"/>
+              </w:rPr>
+              <w:t xml:space="preserve">Comment lancer les tests, comment lire un test vert, pourquoi laisser votre code compilable : </w:t>
+            </w:r>
+            <w:r>
+              <w:rPr>
+                <w:sz w:val="22"/>
+                <w:szCs w:val="22"/>
+              </w:rPr>
+              <w:t xml:space="preserve">tout cela est commun à tous les thèmes et se trouve dans un document à part, </w:t>
+            </w:r>
+            <w:r>
+              <w:rPr>
+                <w:rFonts w:ascii="Consolas" w:hAnsi="Consolas" w:cs="Consolas"/>
+                <w:color w:val="E97132" w:themeColor="accent2"/>
+                <w:sz w:val="18"/>
+                <w:szCs w:val="18"/>
+              </w:rPr>
+              <w:t xml:space="preserve">Memento_Exercices.docx</w:t>
+            </w:r>
+            <w:r>
+              <w:rPr>
+                <w:sz w:val="22"/>
+                <w:szCs w:val="22"/>
+              </w:rPr>
+              <w:t xml:space="preserve">. Lisez-le une fois en début d'année.</w:t>
+            </w:r>
+          </w:p>
+          <w:p>
+            <w:pPr>
+              <w:keepNext/>
+              <w:spacing w:after="60" w:before="120"/>
+            </w:pPr>
+            <w:r>
+              <w:rPr>
+                <w:b/>
+                <w:bCs/>
+                <w:sz w:val="22"/>
+                <w:szCs w:val="22"/>
+              </w:rPr>
+              <w:t xml:space="preserve">Comment se lit un exercice</w:t>
+            </w:r>
+          </w:p>
+          <w:p>
+            <w:pPr>
+              <w:keepNext/>
+              <w:spacing w:after="100" w:before="0"/>
+            </w:pPr>
+            <w:r>
+              <w:rPr>
+                <w:sz w:val="22"/>
+                <w:szCs w:val="22"/>
+              </w:rPr>
+              <w:t xml:space="preserve">Chaque exercice suit la même structure. Toutes les sections ne figurent pas dans tous les exercices.</w:t>
+            </w:r>
+          </w:p>
+          <w:tbl>
+            <w:tblPr>
+              <w:tblW w:type="dxa" w:w="8880"/>
+              <w:tblBorders>
+                <w:top w:val="single" w:color="auto" w:sz="4"/>
+                <w:left w:val="single" w:color="auto" w:sz="4"/>
+                <w:bottom w:val="single" w:color="auto" w:sz="4"/>
+                <w:right w:val="single" w:color="auto" w:sz="4"/>
+                <w:insideH w:val="single" w:color="auto" w:sz="4"/>
+                <w:insideV w:val="single" w:color="auto" w:sz="4"/>
+              </w:tblBorders>
+            </w:tblPr>
+            <w:tblGrid>
+              <w:gridCol w:w="2500"/>
+              <w:gridCol w:w="6380"/>
+            </w:tblGrid>
+            <w:tr>
+              <w:trPr>
+                <w:tblHeader/>
+              </w:trPr>
+              <w:tc>
+                <w:tcPr>
+                  <w:tcW w:type="dxa" w:w="2500"/>
+                  <w:shd w:fill="D9D9D9" w:val="clear"/>
+                  <w:tcMar>
+                    <w:top w:type="dxa" w:w="50"/>
+                    <w:left w:type="dxa" w:w="100"/>
+                    <w:bottom w:type="dxa" w:w="50"/>
+                    <w:right w:type="dxa" w:w="100"/>
+                  </w:tcMar>
+                </w:tcPr>
+                <w:p>
+                  <w:pPr>
+                    <w:spacing w:after="0"/>
+                  </w:pPr>
+                  <w:r>
+                    <w:rPr>
+                      <w:b/>
+                      <w:bCs/>
+                      <w:sz w:val="20"/>
+                      <w:szCs w:val="20"/>
+                    </w:rPr>
+                    <w:t xml:space="preserve">Section</w:t>
+                  </w:r>
+                </w:p>
+              </w:tc>
+              <w:tc>
+                <w:tcPr>
+                  <w:tcW w:type="dxa" w:w="6380"/>
+                  <w:shd w:fill="D9D9D9" w:val="clear"/>
+                  <w:tcMar>
+                    <w:top w:type="dxa" w:w="50"/>
+                    <w:left w:type="dxa" w:w="100"/>
+                    <w:bottom w:type="dxa" w:w="50"/>
+                    <w:right w:type="dxa" w:w="100"/>
+                  </w:tcMar>
+                </w:tcPr>
+                <w:p>
+                  <w:pPr>
+                    <w:spacing w:after="0"/>
+                  </w:pPr>
+                  <w:r>
+                    <w:rPr>
+                      <w:b/>
+                      <w:bCs/>
+                      <w:sz w:val="20"/>
+                      <w:szCs w:val="20"/>
+                    </w:rPr>
+                    <w:t xml:space="preserve">Ce qu'elle vous apporte</w:t>
+                  </w:r>
+                </w:p>
+              </w:tc>
+            </w:tr>
+            <w:tr>
+              <w:trPr>
+                <w:cantSplit/>
+              </w:trPr>
+              <w:tc>
+                <w:tcPr>
+                  <w:tcW w:type="dxa" w:w="2500"/>
+                  <w:shd w:fill="FFFFFF" w:val="clear"/>
+                  <w:tcMar>
+                    <w:top w:type="dxa" w:w="50"/>
+                    <w:left w:type="dxa" w:w="100"/>
+                    <w:bottom w:type="dxa" w:w="50"/>
+                    <w:right w:type="dxa" w:w="100"/>
+                  </w:tcMar>
+                </w:tcPr>
+                <w:p>
+                  <w:pPr>
+                    <w:spacing w:after="0"/>
+                  </w:pPr>
+                  <w:r>
+                    <w:rPr>
+                      <w:b/>
+                      <w:bCs/>
+                      <w:sz w:val="20"/>
+                      <w:szCs w:val="20"/>
+                    </w:rPr>
+                    <w:t xml:space="preserve">Objectif</w:t>
+                  </w:r>
+                </w:p>
+              </w:tc>
+              <w:tc>
+                <w:tcPr>
+                  <w:tcW w:type="dxa" w:w="6380"/>
+                  <w:shd w:fill="FFFFFF" w:val="clear"/>
+                  <w:tcMar>
+                    <w:top w:type="dxa" w:w="50"/>
+                    <w:left w:type="dxa" w:w="100"/>
+                    <w:bottom w:type="dxa" w:w="50"/>
+                    <w:right w:type="dxa" w:w="100"/>
+                  </w:tcMar>
+                </w:tcPr>
+                <w:p>
+                  <w:pPr>
+                    <w:spacing w:after="0"/>
+                  </w:pPr>
+                  <w:r>
+                    <w:rPr>
+                      <w:sz w:val="20"/>
+                      <w:szCs w:val="20"/>
+                    </w:rPr>
+                    <w:t xml:space="preserve">Ce que l'exercice vous fait pratiquer, en une ou deux phrases.</w:t>
+                  </w:r>
+                </w:p>
+              </w:tc>
+            </w:tr>
+            <w:tr>
+              <w:trPr>
+                <w:cantSplit/>
+              </w:trPr>
+              <w:tc>
+                <w:tcPr>
+                  <w:tcW w:type="dxa" w:w="2500"/>
+                  <w:shd w:fill="FFFFFF" w:val="clear"/>
+                  <w:tcMar>
+                    <w:top w:type="dxa" w:w="50"/>
+                    <w:left w:type="dxa" w:w="100"/>
+                    <w:bottom w:type="dxa" w:w="50"/>
+                    <w:right w:type="dxa" w:w="100"/>
+                  </w:tcMar>
+                </w:tcPr>
+                <w:p>
+                  <w:pPr>
+                    <w:spacing w:after="0"/>
+                  </w:pPr>
+                  <w:r>
+                    <w:rPr>
+                      <w:b/>
+                      <w:bCs/>
+                      <w:sz w:val="20"/>
+                      <w:szCs w:val="20"/>
+                    </w:rPr>
+                    <w:t xml:space="preserve">Contexte</w:t>
+                  </w:r>
+                </w:p>
+              </w:tc>
+              <w:tc>
+                <w:tcPr>
+                  <w:tcW w:type="dxa" w:w="6380"/>
+                  <w:shd w:fill="FFFFFF" w:val="clear"/>
+                  <w:tcMar>
+                    <w:top w:type="dxa" w:w="50"/>
+                    <w:left w:type="dxa" w:w="100"/>
+                    <w:bottom w:type="dxa" w:w="50"/>
+                    <w:right w:type="dxa" w:w="100"/>
+                  </w:tcMar>
+                </w:tcPr>
+                <w:p>
+                  <w:pPr>
+                    <w:spacing w:after="0"/>
+                  </w:pPr>
+                  <w:r>
+                    <w:rPr>
+                      <w:sz w:val="20"/>
+                      <w:szCs w:val="20"/>
+                    </w:rPr>
+                    <w:t xml:space="preserve">Facultatif. La situation ou le rappel qui éclaire l'énoncé.</w:t>
+                  </w:r>
+                </w:p>
+              </w:tc>
+            </w:tr>
+            <w:tr>
+              <w:trPr>
+                <w:cantSplit/>
+              </w:trPr>
+              <w:tc>
+                <w:tcPr>
+                  <w:tcW w:type="dxa" w:w="2500"/>
+                  <w:shd w:fill="FFFFFF" w:val="clear"/>
+                  <w:tcMar>
+                    <w:top w:type="dxa" w:w="50"/>
+                    <w:left w:type="dxa" w:w="100"/>
+                    <w:bottom w:type="dxa" w:w="50"/>
+                    <w:right w:type="dxa" w:w="100"/>
+                  </w:tcMar>
+                </w:tcPr>
+                <w:p>
+                  <w:pPr>
+                    <w:spacing w:after="0"/>
+                  </w:pPr>
+                  <w:r>
+                    <w:rPr>
+                      <w:b/>
+                      <w:bCs/>
+                      <w:sz w:val="20"/>
+                      <w:szCs w:val="20"/>
+                    </w:rPr>
+                    <w:t xml:space="preserve">Énoncé</w:t>
+                  </w:r>
+                </w:p>
+              </w:tc>
+              <w:tc>
+                <w:tcPr>
+                  <w:tcW w:type="dxa" w:w="6380"/>
+                  <w:shd w:fill="FFFFFF" w:val="clear"/>
+                  <w:tcMar>
+                    <w:top w:type="dxa" w:w="50"/>
+                    <w:left w:type="dxa" w:w="100"/>
+                    <w:bottom w:type="dxa" w:w="50"/>
+                    <w:right w:type="dxa" w:w="100"/>
+                  </w:tcMar>
+                </w:tcPr>
+                <w:p>
+                  <w:pPr>
+                    <w:spacing w:after="0"/>
+                  </w:pPr>
+                  <w:r>
+                    <w:rPr>
+                      <w:sz w:val="20"/>
+                      <w:szCs w:val="20"/>
+                    </w:rPr>
+                    <w:t xml:space="preserve">Ce qu'il faut écrire. Un énoncé long est parfois découpé en deux parties.</w:t>
+                  </w:r>
+                </w:p>
+              </w:tc>
+            </w:tr>
+            <w:tr>
+              <w:trPr>
+                <w:cantSplit/>
+              </w:trPr>
+              <w:tc>
+                <w:tcPr>
+                  <w:tcW w:type="dxa" w:w="2500"/>
+                  <w:shd w:fill="FFFFFF" w:val="clear"/>
+                  <w:tcMar>
+                    <w:top w:type="dxa" w:w="50"/>
+                    <w:left w:type="dxa" w:w="100"/>
+                    <w:bottom w:type="dxa" w:w="50"/>
+                    <w:right w:type="dxa" w:w="100"/>
+                  </w:tcMar>
+                </w:tcPr>
+                <w:p>
+                  <w:pPr>
+                    <w:spacing w:after="0"/>
+                  </w:pPr>
+                  <w:r>
+                    <w:rPr>
+                      <w:b/>
+                      <w:bCs/>
+                      <w:sz w:val="20"/>
+                      <w:szCs w:val="20"/>
+                    </w:rPr>
+                    <w:t xml:space="preserve">Spécifications à respecter</w:t>
+                  </w:r>
+                </w:p>
+              </w:tc>
+              <w:tc>
+                <w:tcPr>
+                  <w:tcW w:type="dxa" w:w="6380"/>
+                  <w:shd w:fill="FFFFFF" w:val="clear"/>
+                  <w:tcMar>
+                    <w:top w:type="dxa" w:w="50"/>
+                    <w:left w:type="dxa" w:w="100"/>
+                    <w:bottom w:type="dxa" w:w="50"/>
+                    <w:right w:type="dxa" w:w="100"/>
+                  </w:tcMar>
+                </w:tcPr>
+                <w:p>
+                  <w:pPr>
+                    <w:spacing w:after="0"/>
+                  </w:pPr>
+                  <w:r>
+                    <w:rPr>
+                      <w:sz w:val="20"/>
+                      <w:szCs w:val="20"/>
+                    </w:rPr>
+                    <w:t xml:space="preserve">Les noms, les signatures et les comportements imposés. Les tests s'appuient dessus : respectez-les à la lettre.</w:t>
+                  </w:r>
+                </w:p>
+              </w:tc>
+            </w:tr>
+            <w:tr>
+              <w:trPr>
+                <w:cantSplit/>
+              </w:trPr>
+              <w:tc>
+                <w:tcPr>
+                  <w:tcW w:type="dxa" w:w="2500"/>
+                  <w:shd w:fill="FFFFFF" w:val="clear"/>
+                  <w:tcMar>
+                    <w:top w:type="dxa" w:w="50"/>
+                    <w:left w:type="dxa" w:w="100"/>
+                    <w:bottom w:type="dxa" w:w="50"/>
+                    <w:right w:type="dxa" w:w="100"/>
+                  </w:tcMar>
+                </w:tcPr>
+                <w:p>
+                  <w:pPr>
+                    <w:spacing w:after="0"/>
+                  </w:pPr>
+                  <w:r>
+                    <w:rPr>
+                      <w:b/>
+                      <w:bCs/>
+                      <w:sz w:val="20"/>
+                      <w:szCs w:val="20"/>
+                    </w:rPr>
+                    <w:t xml:space="preserve">Ce qui vous est fourni</w:t>
+                  </w:r>
+                </w:p>
+              </w:tc>
+              <w:tc>
+                <w:tcPr>
+                  <w:tcW w:type="dxa" w:w="6380"/>
+                  <w:shd w:fill="FFFFFF" w:val="clear"/>
+                  <w:tcMar>
+                    <w:top w:type="dxa" w:w="50"/>
+                    <w:left w:type="dxa" w:w="100"/>
+                    <w:bottom w:type="dxa" w:w="50"/>
+                    <w:right w:type="dxa" w:w="100"/>
+                  </w:tcMar>
+                </w:tcPr>
+                <w:p>
+                  <w:pPr>
+                    <w:spacing w:after="0"/>
+                  </w:pPr>
+                  <w:r>
+                    <w:rPr>
+                      <w:sz w:val="20"/>
+                      <w:szCs w:val="20"/>
+                    </w:rPr>
+                    <w:t xml:space="preserve">Les classes déjà écrites que vous trouverez dans le package de l'exercice.</w:t>
+                  </w:r>
+                </w:p>
+              </w:tc>
+            </w:tr>
+            <w:tr>
+              <w:trPr>
+                <w:cantSplit/>
+              </w:trPr>
+              <w:tc>
+                <w:tcPr>
+                  <w:tcW w:type="dxa" w:w="2500"/>
+                  <w:shd w:fill="FFFFFF" w:val="clear"/>
+                  <w:tcMar>
+                    <w:top w:type="dxa" w:w="50"/>
+                    <w:left w:type="dxa" w:w="100"/>
+                    <w:bottom w:type="dxa" w:w="50"/>
+                    <w:right w:type="dxa" w:w="100"/>
+                  </w:tcMar>
+                </w:tcPr>
+                <w:p>
+                  <w:pPr>
+                    <w:spacing w:after="0"/>
+                  </w:pPr>
+                  <w:r>
+                    <w:rPr>
+                      <w:b/>
+                      <w:bCs/>
+                      <w:sz w:val="20"/>
+                      <w:szCs w:val="20"/>
+                    </w:rPr>
+                    <w:t xml:space="preserve">Exemples attendus</w:t>
+                  </w:r>
+                </w:p>
+              </w:tc>
+              <w:tc>
+                <w:tcPr>
+                  <w:tcW w:type="dxa" w:w="6380"/>
+                  <w:shd w:fill="FFFFFF" w:val="clear"/>
+                  <w:tcMar>
+                    <w:top w:type="dxa" w:w="50"/>
+                    <w:left w:type="dxa" w:w="100"/>
+                    <w:bottom w:type="dxa" w:w="50"/>
+                    <w:right w:type="dxa" w:w="100"/>
+                  </w:tcMar>
+                </w:tcPr>
+                <w:p>
+                  <w:pPr>
+                    <w:spacing w:after="0"/>
+                  </w:pPr>
+                  <w:r>
+                    <w:rPr>
+                      <w:sz w:val="20"/>
+                      <w:szCs w:val="20"/>
+                    </w:rPr>
+                    <w:t xml:space="preserve">Des valeurs d'entrée et les résultats qu'elles doivent produire.</w:t>
+                  </w:r>
+                </w:p>
+              </w:tc>
+            </w:tr>
+            <w:tr>
+              <w:trPr>
+                <w:cantSplit/>
+              </w:trPr>
+              <w:tc>
+                <w:tcPr>
+                  <w:tcW w:type="dxa" w:w="2500"/>
+                  <w:shd w:fill="FFFFFF" w:val="clear"/>
+                  <w:tcMar>
+                    <w:top w:type="dxa" w:w="50"/>
+                    <w:left w:type="dxa" w:w="100"/>
+                    <w:bottom w:type="dxa" w:w="50"/>
+                    <w:right w:type="dxa" w:w="100"/>
+                  </w:tcMar>
+                </w:tcPr>
+                <w:p>
+                  <w:pPr>
+                    <w:spacing w:after="0"/>
+                  </w:pPr>
+                  <w:r>
+                    <w:rPr>
+                      <w:b/>
+                      <w:bCs/>
+                      <w:sz w:val="20"/>
+                      <w:szCs w:val="20"/>
+                    </w:rPr>
+                    <w:t xml:space="preserve">Comment vérifier votre code</w:t>
+                  </w:r>
+                </w:p>
+              </w:tc>
+              <w:tc>
+                <w:tcPr>
+                  <w:tcW w:type="dxa" w:w="6380"/>
+                  <w:shd w:fill="FFFFFF" w:val="clear"/>
+                  <w:tcMar>
+                    <w:top w:type="dxa" w:w="50"/>
+                    <w:left w:type="dxa" w:w="100"/>
+                    <w:bottom w:type="dxa" w:w="50"/>
+                    <w:right w:type="dxa" w:w="100"/>
+                  </w:tcMar>
+                </w:tcPr>
+                <w:p>
+                  <w:pPr>
+                    <w:spacing w:after="0"/>
+                  </w:pPr>
+                  <w:r>
+                    <w:rPr>
+                      <w:sz w:val="20"/>
+                      <w:szCs w:val="20"/>
+                    </w:rPr>
+                    <w:t xml:space="preserve">La classe de test à lancer et ce qu'elle contrôle. Tant qu'elle n'est pas entièrement verte, l'exercice n'est pas terminé.</w:t>
+                  </w:r>
+                </w:p>
+              </w:tc>
+            </w:tr>
+            <w:tr>
+              <w:trPr>
+                <w:cantSplit/>
+              </w:trPr>
+              <w:tc>
+                <w:tcPr>
+                  <w:tcW w:type="dxa" w:w="2500"/>
+                  <w:shd w:fill="FFFFFF" w:val="clear"/>
+                  <w:tcMar>
+                    <w:top w:type="dxa" w:w="50"/>
+                    <w:left w:type="dxa" w:w="100"/>
+                    <w:bottom w:type="dxa" w:w="50"/>
+                    <w:right w:type="dxa" w:w="100"/>
+                  </w:tcMar>
+                </w:tcPr>
+                <w:p>
+                  <w:pPr>
+                    <w:spacing w:after="0"/>
+                  </w:pPr>
+                  <w:r>
+                    <w:rPr>
+                      <w:b/>
+                      <w:bCs/>
+                      <w:sz w:val="20"/>
+                      <w:szCs w:val="20"/>
+                    </w:rPr>
+                    <w:t xml:space="preserve">Questions à se poser</w:t>
+                  </w:r>
+                </w:p>
+              </w:tc>
+              <w:tc>
+                <w:tcPr>
+                  <w:tcW w:type="dxa" w:w="6380"/>
+                  <w:shd w:fill="FFFFFF" w:val="clear"/>
+                  <w:tcMar>
+                    <w:top w:type="dxa" w:w="50"/>
+                    <w:left w:type="dxa" w:w="100"/>
+                    <w:bottom w:type="dxa" w:w="50"/>
+                    <w:right w:type="dxa" w:w="100"/>
+                  </w:tcMar>
+                </w:tcPr>
+                <w:p>
+                  <w:pPr>
+                    <w:spacing w:after="0"/>
+                  </w:pPr>
+                  <w:r>
+                    <w:rPr>
+                      <w:sz w:val="20"/>
+                      <w:szCs w:val="20"/>
+                    </w:rPr>
+                    <w:t xml:space="preserve">Des questions pour prendre du recul une fois l'exercice réussi. Il n'y a rien à rendre : ce sont elles qui fixent ce que vous avez appris.</w:t>
+                  </w:r>
+                </w:p>
+              </w:tc>
+            </w:tr>
+          </w:tbl>
+          <w:p>
+            <w:pPr>
+              <w:keepNext/>
+              <w:spacing w:after="0" w:before="120"/>
+            </w:pPr>
+            <w:r>
+              <w:rPr>
+                <w:sz w:val="22"/>
+                <w:szCs w:val="22"/>
+              </w:rPr>
+              <w:t xml:space="preserve">D'autres titres apparaissent ponctuellement : un piège à connaître, une remarque, un rappel. </w:t>
+            </w:r>
+            <w:r>
+              <w:rPr>
+                <w:sz w:val="22"/>
+                <w:szCs w:val="22"/>
+              </w:rPr>
+              <w:t xml:space="preserve">Ce sont des encarts propres à l'exercice, à lire avant de commencer.</w:t>
+            </w:r>
+          </w:p>
+        </w:tc>
+      </w:tr>
+    </w:tbl>
     <w:p>
       <w:pPr>
         <w:spacing w:after="120"/>
       </w:pPr>
-      <w:r>
-        <w:rPr>
-          <w:sz w:val="22"/>
-          <w:szCs w:val="22"/>
-        </w:rPr>
-        <w:t xml:space="preserve">Les exercices de ce thème vivent sous </w:t>
-      </w:r>
-      <w:r>
-        <w:rPr>
-          <w:rFonts w:ascii="Consolas" w:cs="Consolas" w:eastAsia="Consolas" w:hAnsi="Consolas"/>
-          <w:color w:val="8B2500"/>
-          <w:sz w:val="22"/>
-          <w:szCs w:val="22"/>
-        </w:rPr>
-        <w:t xml:space="preserve">be.ephec.java.exc</w:t>
-      </w:r>
-      <w:r>
-        <w:rPr>
-          <w:sz w:val="22"/>
-          <w:szCs w:val="22"/>
-        </w:rPr>
-        <w:t xml:space="preserve">, un sous-package par exercice.</w:t>
+    </w:p>
+    <w:p>
+      <w:pPr>
+        <w:keepNext/>
+        <w:spacing w:after="120"/>
+      </w:pPr>
+      <w:r>
+        <w:rPr>
+          <w:sz w:val="22"/>
+          <w:szCs w:val="22"/>
+        </w:rPr>
+        <w:t xml:space="preserve">Les exercices du thème. Leurs codes sont </w:t>
+      </w:r>
+      <w:r>
+        <w:rPr>
+          <w:b/>
+          <w:bCs/>
+          <w:sz w:val="22"/>
+          <w:szCs w:val="22"/>
+        </w:rPr>
+        <w:t xml:space="preserve">cliquables</w:t>
+      </w:r>
+      <w:r>
+        <w:rPr>
+          <w:sz w:val="22"/>
+          <w:szCs w:val="22"/>
+        </w:rPr>
+        <w:t xml:space="preserve"> : ils mènent directement à l'exercice.</w:t>
       </w:r>
     </w:p>
     <w:tbl>
@@ -293,7 +1044,8 @@
             </w:pPr>
             <w:r>
               <w:rPr>
-                <w:rFonts w:ascii="Consolas" w:cs="Consolas" w:eastAsia="Consolas" w:hAnsi="Consolas"/>
+                <w:rFonts w:ascii="Consolas" w:hAnsi="Consolas" w:cs="Consolas"/>
+                <w:color w:val="E97132" w:themeColor="accent2"/>
                 <w:sz w:val="18"/>
                 <w:szCs w:val="18"/>
               </w:rPr>
@@ -373,7 +1125,8 @@
             </w:pPr>
             <w:r>
               <w:rPr>
-                <w:rFonts w:ascii="Consolas" w:cs="Consolas" w:eastAsia="Consolas" w:hAnsi="Consolas"/>
+                <w:rFonts w:ascii="Consolas" w:hAnsi="Consolas" w:cs="Consolas"/>
+                <w:color w:val="E97132" w:themeColor="accent2"/>
                 <w:sz w:val="18"/>
                 <w:szCs w:val="18"/>
               </w:rPr>
@@ -453,7 +1206,8 @@
             </w:pPr>
             <w:r>
               <w:rPr>
-                <w:rFonts w:ascii="Consolas" w:cs="Consolas" w:eastAsia="Consolas" w:hAnsi="Consolas"/>
+                <w:rFonts w:ascii="Consolas" w:hAnsi="Consolas" w:cs="Consolas"/>
+                <w:color w:val="E97132" w:themeColor="accent2"/>
                 <w:sz w:val="18"/>
                 <w:szCs w:val="18"/>
               </w:rPr>
@@ -533,7 +1287,8 @@
             </w:pPr>
             <w:r>
               <w:rPr>
-                <w:rFonts w:ascii="Consolas" w:cs="Consolas" w:eastAsia="Consolas" w:hAnsi="Consolas"/>
+                <w:rFonts w:ascii="Consolas" w:hAnsi="Consolas" w:cs="Consolas"/>
+                <w:color w:val="E97132" w:themeColor="accent2"/>
                 <w:sz w:val="18"/>
                 <w:szCs w:val="18"/>
               </w:rPr>
@@ -613,7 +1368,8 @@
             </w:pPr>
             <w:r>
               <w:rPr>
-                <w:rFonts w:ascii="Consolas" w:cs="Consolas" w:eastAsia="Consolas" w:hAnsi="Consolas"/>
+                <w:rFonts w:ascii="Consolas" w:hAnsi="Consolas" w:cs="Consolas"/>
+                <w:color w:val="E97132" w:themeColor="accent2"/>
                 <w:sz w:val="18"/>
                 <w:szCs w:val="18"/>
               </w:rPr>
@@ -646,92 +1402,6 @@
         </w:tc>
       </w:tr>
     </w:tbl>
-    <w:p>
-      <w:pPr>
-        <w:spacing w:after="120"/>
-      </w:pPr>
-      <w:r>
-        <w:rPr>
-          <w:b/>
-          <w:bCs/>
-          <w:sz w:val="22"/>
-          <w:szCs w:val="22"/>
-        </w:rPr>
-        <w:t xml:space="preserve">Chaque exercice est autonome. </w:t>
-      </w:r>
-      <w:r>
-        <w:rPr>
-          <w:sz w:val="22"/>
-          <w:szCs w:val="22"/>
-        </w:rPr>
-        <w:t xml:space="preserve">Son package contient tout ce dont il a besoin et n'importe jamais une classe d'un autre exercice.</w:t>
-      </w:r>
-    </w:p>
-    <w:p>
-      <w:pPr>
-        <w:spacing w:after="120"/>
-      </w:pPr>
-      <w:r>
-        <w:rPr>
-          <w:b/>
-          <w:bCs/>
-          <w:sz w:val="22"/>
-          <w:szCs w:val="22"/>
-        </w:rPr>
-        <w:t xml:space="preserve">Comment lancer les tests, comment lire un test vert, pourquoi laisser votre code compilable : </w:t>
-      </w:r>
-      <w:r>
-        <w:rPr>
-          <w:sz w:val="22"/>
-          <w:szCs w:val="22"/>
-        </w:rPr>
-        <w:t xml:space="preserve">tout cela est commun aux quinze thèmes, et vit dans un document à part — </w:t>
-      </w:r>
-      <w:r>
-        <w:rPr>
-          <w:rFonts w:ascii="Consolas" w:cs="Consolas" w:eastAsia="Consolas" w:hAnsi="Consolas"/>
-          <w:color w:val="8B2500"/>
-          <w:sz w:val="22"/>
-          <w:szCs w:val="22"/>
-        </w:rPr>
-        <w:t xml:space="preserve">Memento_Exercices.docx</w:t>
-      </w:r>
-      <w:r>
-        <w:rPr>
-          <w:sz w:val="22"/>
-          <w:szCs w:val="22"/>
-        </w:rPr>
-        <w:t xml:space="preserve">. Lisez-le une fois en début d'année.</w:t>
-      </w:r>
-    </w:p>
-    <w:p>
-      <w:pPr>
-        <w:spacing w:after="120"/>
-      </w:pPr>
-      <w:r>
-        <w:rPr>
-          <w:sz w:val="22"/>
-          <w:szCs w:val="22"/>
-        </w:rPr>
-        <w:t xml:space="preserve">Ce fascicule-ci ne parle que de son thème. Les codes du tableau ci-dessus sont </w:t>
-      </w:r>
-      <w:r>
-        <w:rPr>
-          <w:b/>
-          <w:bCs/>
-          <w:sz w:val="22"/>
-          <w:szCs w:val="22"/>
-        </w:rPr>
-        <w:t xml:space="preserve">cliquables</w:t>
-      </w:r>
-      <w:r>
-        <w:rPr>
-          <w:sz w:val="22"/>
-          <w:szCs w:val="22"/>
-        </w:rPr>
-        <w:t xml:space="preserve"> : ils mènent directement à l'exercice.</w:t>
-      </w:r>
-    </w:p>
     <w:p>
       <w:pPr>
         <w:pStyle w:val="Heading2"/>
@@ -751,6 +1421,7 @@
     </w:p>
     <w:p>
       <w:pPr>
+        <w:keepNext w:val="false"/>
         <w:spacing w:after="120"/>
       </w:pPr>
       <w:r>
@@ -770,9 +1441,10 @@
       </w:pPr>
       <w:r>
         <w:rPr>
-          <w:rFonts w:ascii="Consolas" w:cs="Consolas" w:eastAsia="Consolas" w:hAnsi="Consolas"/>
-          <w:sz w:val="19"/>
-          <w:szCs w:val="19"/>
+          <w:rFonts w:ascii="Consolas" w:hAnsi="Consolas" w:cs="Consolas"/>
+          <w:color w:val="E97132" w:themeColor="accent2"/>
+          <w:sz w:val="18"/>
+          <w:szCs w:val="18"/>
         </w:rPr>
         <w:t xml:space="preserve">throw new MonException("ce qui ne va pas");     // lever</w:t>
       </w:r>
@@ -786,9 +1458,10 @@
       </w:pPr>
       <w:r>
         <w:rPr>
-          <w:rFonts w:ascii="Consolas" w:cs="Consolas" w:eastAsia="Consolas" w:hAnsi="Consolas"/>
-          <w:sz w:val="19"/>
-          <w:szCs w:val="19"/>
+          <w:rFonts w:ascii="Consolas" w:hAnsi="Consolas" w:cs="Consolas"/>
+          <w:color w:val="E97132" w:themeColor="accent2"/>
+          <w:sz w:val="18"/>
+          <w:szCs w:val="18"/>
         </w:rPr>
         <w:t xml:space="preserve"> </w:t>
       </w:r>
@@ -802,9 +1475,10 @@
       </w:pPr>
       <w:r>
         <w:rPr>
-          <w:rFonts w:ascii="Consolas" w:cs="Consolas" w:eastAsia="Consolas" w:hAnsi="Consolas"/>
-          <w:sz w:val="19"/>
-          <w:szCs w:val="19"/>
+          <w:rFonts w:ascii="Consolas" w:hAnsi="Consolas" w:cs="Consolas"/>
+          <w:color w:val="E97132" w:themeColor="accent2"/>
+          <w:sz w:val="18"/>
+          <w:szCs w:val="18"/>
         </w:rPr>
         <w:t xml:space="preserve">try {</w:t>
       </w:r>
@@ -818,9 +1492,10 @@
       </w:pPr>
       <w:r>
         <w:rPr>
-          <w:rFonts w:ascii="Consolas" w:cs="Consolas" w:eastAsia="Consolas" w:hAnsi="Consolas"/>
-          <w:sz w:val="19"/>
-          <w:szCs w:val="19"/>
+          <w:rFonts w:ascii="Consolas" w:hAnsi="Consolas" w:cs="Consolas"/>
+          <w:color w:val="E97132" w:themeColor="accent2"/>
+          <w:sz w:val="18"/>
+          <w:szCs w:val="18"/>
         </w:rPr>
         <w:t xml:space="preserve">    quelqueChoseQuiPeutEchouer();</w:t>
       </w:r>
@@ -834,9 +1509,10 @@
       </w:pPr>
       <w:r>
         <w:rPr>
-          <w:rFonts w:ascii="Consolas" w:cs="Consolas" w:eastAsia="Consolas" w:hAnsi="Consolas"/>
-          <w:sz w:val="19"/>
-          <w:szCs w:val="19"/>
+          <w:rFonts w:ascii="Consolas" w:hAnsi="Consolas" w:cs="Consolas"/>
+          <w:color w:val="E97132" w:themeColor="accent2"/>
+          <w:sz w:val="18"/>
+          <w:szCs w:val="18"/>
         </w:rPr>
         <w:t xml:space="preserve">} catch (MonException e) {</w:t>
       </w:r>
@@ -850,9 +1526,10 @@
       </w:pPr>
       <w:r>
         <w:rPr>
-          <w:rFonts w:ascii="Consolas" w:cs="Consolas" w:eastAsia="Consolas" w:hAnsi="Consolas"/>
-          <w:sz w:val="19"/>
-          <w:szCs w:val="19"/>
+          <w:rFonts w:ascii="Consolas" w:hAnsi="Consolas" w:cs="Consolas"/>
+          <w:color w:val="E97132" w:themeColor="accent2"/>
+          <w:sz w:val="18"/>
+          <w:szCs w:val="18"/>
         </w:rPr>
         <w:t xml:space="preserve">    System.out.println(e.getMessage());          // attraper</w:t>
       </w:r>
@@ -866,9 +1543,10 @@
       </w:pPr>
       <w:r>
         <w:rPr>
-          <w:rFonts w:ascii="Consolas" w:cs="Consolas" w:eastAsia="Consolas" w:hAnsi="Consolas"/>
-          <w:sz w:val="19"/>
-          <w:szCs w:val="19"/>
+          <w:rFonts w:ascii="Consolas" w:hAnsi="Consolas" w:cs="Consolas"/>
+          <w:color w:val="E97132" w:themeColor="accent2"/>
+          <w:sz w:val="18"/>
+          <w:szCs w:val="18"/>
         </w:rPr>
         <w:t xml:space="preserve">}</w:t>
       </w:r>
@@ -1033,8 +1711,10 @@
             </w:pPr>
             <w:r>
               <w:rPr>
-                <w:sz w:val="20"/>
-                <w:szCs w:val="20"/>
+                <w:rFonts w:ascii="Consolas" w:hAnsi="Consolas" w:cs="Consolas"/>
+                <w:color w:val="E97132" w:themeColor="accent2"/>
+                <w:sz w:val="18"/>
+                <w:szCs w:val="18"/>
               </w:rPr>
               <w:t xml:space="preserve">Exception</w:t>
             </w:r>
@@ -1056,8 +1736,10 @@
             </w:pPr>
             <w:r>
               <w:rPr>
-                <w:sz w:val="20"/>
-                <w:szCs w:val="20"/>
+                <w:rFonts w:ascii="Consolas" w:hAnsi="Consolas" w:cs="Consolas"/>
+                <w:color w:val="E97132" w:themeColor="accent2"/>
+                <w:sz w:val="18"/>
+                <w:szCs w:val="18"/>
               </w:rPr>
               <w:t xml:space="preserve">RuntimeException</w:t>
             </w:r>
@@ -1300,10 +1982,10 @@
       </w:r>
       <w:r>
         <w:rPr>
-          <w:rFonts w:ascii="Consolas" w:cs="Consolas" w:eastAsia="Consolas" w:hAnsi="Consolas"/>
-          <w:color w:val="8B2500"/>
-          <w:sz w:val="22"/>
-          <w:szCs w:val="22"/>
+          <w:rFonts w:ascii="Consolas" w:hAnsi="Consolas" w:cs="Consolas"/>
+          <w:color w:val="E97132" w:themeColor="accent2"/>
+          <w:sz w:val="18"/>
+          <w:szCs w:val="18"/>
         </w:rPr>
         <w:t xml:space="preserve">EXC.1</w:t>
       </w:r>
@@ -1316,10 +1998,10 @@
       </w:r>
       <w:r>
         <w:rPr>
-          <w:rFonts w:ascii="Consolas" w:cs="Consolas" w:eastAsia="Consolas" w:hAnsi="Consolas"/>
-          <w:color w:val="8B2500"/>
-          <w:sz w:val="22"/>
-          <w:szCs w:val="22"/>
+          <w:rFonts w:ascii="Consolas" w:hAnsi="Consolas" w:cs="Consolas"/>
+          <w:color w:val="E97132" w:themeColor="accent2"/>
+          <w:sz w:val="18"/>
+          <w:szCs w:val="18"/>
         </w:rPr>
         <w:t xml:space="preserve">EXC.3</w:t>
       </w:r>
@@ -1332,10 +2014,10 @@
       </w:r>
       <w:r>
         <w:rPr>
-          <w:rFonts w:ascii="Consolas" w:cs="Consolas" w:eastAsia="Consolas" w:hAnsi="Consolas"/>
-          <w:color w:val="8B2500"/>
-          <w:sz w:val="22"/>
-          <w:szCs w:val="22"/>
+          <w:rFonts w:ascii="Consolas" w:hAnsi="Consolas" w:cs="Consolas"/>
+          <w:color w:val="E97132" w:themeColor="accent2"/>
+          <w:sz w:val="18"/>
+          <w:szCs w:val="18"/>
         </w:rPr>
         <w:t xml:space="preserve">EXC.4</w:t>
       </w:r>
@@ -1348,10 +2030,10 @@
       </w:r>
       <w:r>
         <w:rPr>
-          <w:rFonts w:ascii="Consolas" w:cs="Consolas" w:eastAsia="Consolas" w:hAnsi="Consolas"/>
-          <w:color w:val="8B2500"/>
-          <w:sz w:val="22"/>
-          <w:szCs w:val="22"/>
+          <w:rFonts w:ascii="Consolas" w:hAnsi="Consolas" w:cs="Consolas"/>
+          <w:color w:val="E97132" w:themeColor="accent2"/>
+          <w:sz w:val="18"/>
+          <w:szCs w:val="18"/>
         </w:rPr>
         <w:t xml:space="preserve">try</w:t>
       </w:r>
@@ -1389,6 +2071,7 @@
     </w:p>
     <w:p>
       <w:pPr>
+        <w:keepNext/>
         <w:spacing w:after="120"/>
       </w:pPr>
       <w:r>
@@ -1399,7 +2082,18 @@
           <w:sz w:val="22"/>
           <w:szCs w:val="22"/>
         </w:rPr>
-        <w:t xml:space="preserve">Package : be.ephec.java.exc.e01</w:t>
+        <w:t xml:space="preserve">Package : </w:t>
+      </w:r>
+      <w:r>
+        <w:rPr>
+          <w:rFonts w:ascii="Consolas" w:hAnsi="Consolas" w:cs="Consolas"/>
+          <w:i/>
+          <w:iCs/>
+          <w:color w:val="E97132" w:themeColor="accent2"/>
+          <w:sz w:val="18"/>
+          <w:szCs w:val="18"/>
+        </w:rPr>
+        <w:t xml:space="preserve">be.ephec.java.exc.e01</w:t>
       </w:r>
     </w:p>
     <w:p>
@@ -1421,6 +2115,7 @@
     </w:p>
     <w:p>
       <w:pPr>
+        <w:keepNext w:val="false"/>
         <w:spacing w:after="120"/>
       </w:pPr>
       <w:r>
@@ -1461,10 +2156,10 @@
       </w:r>
       <w:r>
         <w:rPr>
-          <w:rFonts w:ascii="Consolas" w:cs="Consolas" w:eastAsia="Consolas" w:hAnsi="Consolas"/>
-          <w:color w:val="8B2500"/>
-          <w:sz w:val="22"/>
-          <w:szCs w:val="22"/>
+          <w:rFonts w:ascii="Consolas" w:hAnsi="Consolas" w:cs="Consolas"/>
+          <w:color w:val="E97132" w:themeColor="accent2"/>
+          <w:sz w:val="18"/>
+          <w:szCs w:val="18"/>
         </w:rPr>
         <w:t xml:space="preserve">MoveException</w:t>
       </w:r>
@@ -1477,10 +2172,10 @@
       </w:r>
       <w:r>
         <w:rPr>
-          <w:rFonts w:ascii="Consolas" w:cs="Consolas" w:eastAsia="Consolas" w:hAnsi="Consolas"/>
-          <w:color w:val="8B2500"/>
-          <w:sz w:val="22"/>
-          <w:szCs w:val="22"/>
+          <w:rFonts w:ascii="Consolas" w:hAnsi="Consolas" w:cs="Consolas"/>
+          <w:color w:val="E97132" w:themeColor="accent2"/>
+          <w:sz w:val="18"/>
+          <w:szCs w:val="18"/>
         </w:rPr>
         <w:t xml:space="preserve">Exception</w:t>
       </w:r>
@@ -1493,10 +2188,10 @@
       </w:r>
       <w:r>
         <w:rPr>
-          <w:rFonts w:ascii="Consolas" w:cs="Consolas" w:eastAsia="Consolas" w:hAnsi="Consolas"/>
-          <w:color w:val="8B2500"/>
-          <w:sz w:val="22"/>
-          <w:szCs w:val="22"/>
+          <w:rFonts w:ascii="Consolas" w:hAnsi="Consolas" w:cs="Consolas"/>
+          <w:color w:val="E97132" w:themeColor="accent2"/>
+          <w:sz w:val="18"/>
+          <w:szCs w:val="18"/>
         </w:rPr>
         <w:t xml:space="preserve">deplace(int dx, int dy)</w:t>
       </w:r>
@@ -1509,10 +2204,10 @@
       </w:r>
       <w:r>
         <w:rPr>
-          <w:rFonts w:ascii="Consolas" w:cs="Consolas" w:eastAsia="Consolas" w:hAnsi="Consolas"/>
-          <w:color w:val="8B2500"/>
-          <w:sz w:val="22"/>
-          <w:szCs w:val="22"/>
+          <w:rFonts w:ascii="Consolas" w:hAnsi="Consolas" w:cs="Consolas"/>
+          <w:color w:val="E97132" w:themeColor="accent2"/>
+          <w:sz w:val="18"/>
+          <w:szCs w:val="18"/>
         </w:rPr>
         <w:t xml:space="preserve">Point</w:t>
       </w:r>
@@ -1526,6 +2221,7 @@
     </w:p>
     <w:p>
       <w:pPr>
+        <w:keepNext w:val="false"/>
         <w:spacing w:after="120"/>
       </w:pPr>
       <w:r>
@@ -1545,9 +2241,10 @@
       </w:pPr>
       <w:r>
         <w:rPr>
-          <w:rFonts w:ascii="Consolas" w:cs="Consolas" w:eastAsia="Consolas" w:hAnsi="Consolas"/>
-          <w:sz w:val="19"/>
-          <w:szCs w:val="19"/>
+          <w:rFonts w:ascii="Consolas" w:hAnsi="Consolas" w:cs="Consolas"/>
+          <w:color w:val="E97132" w:themeColor="accent2"/>
+          <w:sz w:val="18"/>
+          <w:szCs w:val="18"/>
         </w:rPr>
         <w:t xml:space="preserve">Deplacement refuse : (-3, 5) sort du quadrant positif</w:t>
       </w:r>
@@ -1637,7 +2334,7 @@
           <w:sz w:val="24"/>
           <w:szCs w:val="24"/>
         </w:rPr>
-        <w:t xml:space="preserve">Vérification</w:t>
+        <w:t xml:space="preserve">Comment vérifier votre code</w:t>
       </w:r>
     </w:p>
     <w:tbl>
@@ -1676,10 +2373,10 @@
             </w:pPr>
             <w:r>
               <w:rPr>
-                <w:rFonts w:ascii="Consolas" w:cs="Consolas" w:eastAsia="Consolas" w:hAnsi="Consolas"/>
-                <w:color w:val="8B2500"/>
-                <w:sz w:val="22"/>
-                <w:szCs w:val="22"/>
+                <w:rFonts w:ascii="Consolas" w:hAnsi="Consolas" w:cs="Consolas"/>
+                <w:color w:val="E97132" w:themeColor="accent2"/>
+                <w:sz w:val="18"/>
+                <w:szCs w:val="18"/>
               </w:rPr>
               <w:t xml:space="preserve">be.ephec.java.exc.e01.PointTest</w:t>
             </w:r>
@@ -1734,10 +2431,10 @@
       </w:r>
       <w:r>
         <w:rPr>
-          <w:rFonts w:ascii="Consolas" w:cs="Consolas" w:eastAsia="Consolas" w:hAnsi="Consolas"/>
-          <w:color w:val="8B2500"/>
-          <w:sz w:val="22"/>
-          <w:szCs w:val="22"/>
+          <w:rFonts w:ascii="Consolas" w:hAnsi="Consolas" w:cs="Consolas"/>
+          <w:color w:val="E97132" w:themeColor="accent2"/>
+          <w:sz w:val="18"/>
+          <w:szCs w:val="18"/>
         </w:rPr>
         <w:t xml:space="preserve">MoveException</w:t>
       </w:r>
@@ -1750,10 +2447,10 @@
       </w:r>
       <w:r>
         <w:rPr>
-          <w:rFonts w:ascii="Consolas" w:cs="Consolas" w:eastAsia="Consolas" w:hAnsi="Consolas"/>
-          <w:color w:val="8B2500"/>
-          <w:sz w:val="22"/>
-          <w:szCs w:val="22"/>
+          <w:rFonts w:ascii="Consolas" w:hAnsi="Consolas" w:cs="Consolas"/>
+          <w:color w:val="E97132" w:themeColor="accent2"/>
+          <w:sz w:val="18"/>
+          <w:szCs w:val="18"/>
         </w:rPr>
         <w:t xml:space="preserve">RuntimeException</w:t>
       </w:r>
@@ -1766,10 +2463,10 @@
       </w:r>
       <w:r>
         <w:rPr>
-          <w:rFonts w:ascii="Consolas" w:cs="Consolas" w:eastAsia="Consolas" w:hAnsi="Consolas"/>
-          <w:color w:val="8B2500"/>
-          <w:sz w:val="22"/>
-          <w:szCs w:val="22"/>
+          <w:rFonts w:ascii="Consolas" w:hAnsi="Consolas" w:cs="Consolas"/>
+          <w:color w:val="E97132" w:themeColor="accent2"/>
+          <w:sz w:val="18"/>
+          <w:szCs w:val="18"/>
         </w:rPr>
         <w:t xml:space="preserve">Exception</w:t>
       </w:r>
@@ -1782,10 +2479,10 @@
       </w:r>
       <w:r>
         <w:rPr>
-          <w:rFonts w:ascii="Consolas" w:cs="Consolas" w:eastAsia="Consolas" w:hAnsi="Consolas"/>
-          <w:color w:val="8B2500"/>
-          <w:sz w:val="22"/>
-          <w:szCs w:val="22"/>
+          <w:rFonts w:ascii="Consolas" w:hAnsi="Consolas" w:cs="Consolas"/>
+          <w:color w:val="E97132" w:themeColor="accent2"/>
+          <w:sz w:val="18"/>
+          <w:szCs w:val="18"/>
         </w:rPr>
         <w:t xml:space="preserve">try</w:t>
       </w:r>
@@ -1840,6 +2537,7 @@
     </w:p>
     <w:p>
       <w:pPr>
+        <w:keepNext/>
         <w:spacing w:after="120"/>
       </w:pPr>
       <w:r>
@@ -1850,7 +2548,18 @@
           <w:sz w:val="22"/>
           <w:szCs w:val="22"/>
         </w:rPr>
-        <w:t xml:space="preserve">Package : be.ephec.java.exc.e02</w:t>
+        <w:t xml:space="preserve">Package : </w:t>
+      </w:r>
+      <w:r>
+        <w:rPr>
+          <w:rFonts w:ascii="Consolas" w:hAnsi="Consolas" w:cs="Consolas"/>
+          <w:i/>
+          <w:iCs/>
+          <w:color w:val="E97132" w:themeColor="accent2"/>
+          <w:sz w:val="18"/>
+          <w:szCs w:val="18"/>
+        </w:rPr>
+        <w:t xml:space="preserve">be.ephec.java.exc.e02</w:t>
       </w:r>
     </w:p>
     <w:p>
@@ -1872,6 +2581,7 @@
     </w:p>
     <w:p>
       <w:pPr>
+        <w:keepNext w:val="false"/>
         <w:spacing w:after="120"/>
       </w:pPr>
       <w:r>
@@ -1912,10 +2622,10 @@
       </w:r>
       <w:r>
         <w:rPr>
-          <w:rFonts w:ascii="Consolas" w:cs="Consolas" w:eastAsia="Consolas" w:hAnsi="Consolas"/>
-          <w:color w:val="8B2500"/>
-          <w:sz w:val="22"/>
-          <w:szCs w:val="22"/>
+          <w:rFonts w:ascii="Consolas" w:hAnsi="Consolas" w:cs="Consolas"/>
+          <w:color w:val="E97132" w:themeColor="accent2"/>
+          <w:sz w:val="18"/>
+          <w:szCs w:val="18"/>
         </w:rPr>
         <w:t xml:space="preserve">Compte</w:t>
       </w:r>
@@ -2047,7 +2757,8 @@
             </w:pPr>
             <w:r>
               <w:rPr>
-                <w:rFonts w:ascii="Consolas" w:cs="Consolas" w:eastAsia="Consolas" w:hAnsi="Consolas"/>
+                <w:rFonts w:ascii="Consolas" w:hAnsi="Consolas" w:cs="Consolas"/>
+                <w:color w:val="E97132" w:themeColor="accent2"/>
                 <w:sz w:val="18"/>
                 <w:szCs w:val="18"/>
               </w:rPr>
@@ -2071,7 +2782,8 @@
             </w:pPr>
             <w:r>
               <w:rPr>
-                <w:rFonts w:ascii="Consolas" w:cs="Consolas" w:eastAsia="Consolas" w:hAnsi="Consolas"/>
+                <w:rFonts w:ascii="Consolas" w:hAnsi="Consolas" w:cs="Consolas"/>
+                <w:color w:val="E97132" w:themeColor="accent2"/>
                 <w:sz w:val="18"/>
                 <w:szCs w:val="18"/>
               </w:rPr>
@@ -2123,7 +2835,8 @@
             </w:pPr>
             <w:r>
               <w:rPr>
-                <w:rFonts w:ascii="Consolas" w:cs="Consolas" w:eastAsia="Consolas" w:hAnsi="Consolas"/>
+                <w:rFonts w:ascii="Consolas" w:hAnsi="Consolas" w:cs="Consolas"/>
+                <w:color w:val="E97132" w:themeColor="accent2"/>
                 <w:sz w:val="18"/>
                 <w:szCs w:val="18"/>
               </w:rPr>
@@ -2147,7 +2860,8 @@
             </w:pPr>
             <w:r>
               <w:rPr>
-                <w:rFonts w:ascii="Consolas" w:cs="Consolas" w:eastAsia="Consolas" w:hAnsi="Consolas"/>
+                <w:rFonts w:ascii="Consolas" w:hAnsi="Consolas" w:cs="Consolas"/>
+                <w:color w:val="E97132" w:themeColor="accent2"/>
                 <w:sz w:val="18"/>
                 <w:szCs w:val="18"/>
               </w:rPr>
@@ -2199,7 +2913,8 @@
             </w:pPr>
             <w:r>
               <w:rPr>
-                <w:rFonts w:ascii="Consolas" w:cs="Consolas" w:eastAsia="Consolas" w:hAnsi="Consolas"/>
+                <w:rFonts w:ascii="Consolas" w:hAnsi="Consolas" w:cs="Consolas"/>
+                <w:color w:val="E97132" w:themeColor="accent2"/>
                 <w:sz w:val="18"/>
                 <w:szCs w:val="18"/>
               </w:rPr>
@@ -2223,7 +2938,8 @@
             </w:pPr>
             <w:r>
               <w:rPr>
-                <w:rFonts w:ascii="Consolas" w:cs="Consolas" w:eastAsia="Consolas" w:hAnsi="Consolas"/>
+                <w:rFonts w:ascii="Consolas" w:hAnsi="Consolas" w:cs="Consolas"/>
+                <w:color w:val="E97132" w:themeColor="accent2"/>
                 <w:sz w:val="18"/>
                 <w:szCs w:val="18"/>
               </w:rPr>
@@ -2258,6 +2974,7 @@
     </w:tbl>
     <w:p>
       <w:pPr>
+        <w:keepNext w:val="false"/>
         <w:spacing w:after="120"/>
       </w:pPr>
       <w:r>
@@ -2281,10 +2998,10 @@
       </w:r>
       <w:r>
         <w:rPr>
-          <w:rFonts w:ascii="Consolas" w:cs="Consolas" w:eastAsia="Consolas" w:hAnsi="Consolas"/>
-          <w:color w:val="8B2500"/>
-          <w:sz w:val="22"/>
-          <w:szCs w:val="22"/>
+          <w:rFonts w:ascii="Consolas" w:hAnsi="Consolas" w:cs="Consolas"/>
+          <w:color w:val="E97132" w:themeColor="accent2"/>
+          <w:sz w:val="18"/>
+          <w:szCs w:val="18"/>
         </w:rPr>
         <w:t xml:space="preserve">GestionDeCompte</w:t>
       </w:r>
@@ -2315,6 +3032,7 @@
     </w:p>
     <w:p>
       <w:pPr>
+        <w:keepNext w:val="false"/>
         <w:spacing w:after="120"/>
       </w:pPr>
       <w:r>
@@ -2327,6 +3045,7 @@
     </w:p>
     <w:p>
       <w:pPr>
+        <w:keepNext w:val="false"/>
         <w:spacing w:after="120"/>
       </w:pPr>
       <w:r>
@@ -2351,7 +3070,7 @@
           <w:sz w:val="24"/>
           <w:szCs w:val="24"/>
         </w:rPr>
-        <w:t xml:space="preserve">Vérification</w:t>
+        <w:t xml:space="preserve">Comment vérifier votre code</w:t>
       </w:r>
     </w:p>
     <w:tbl>
@@ -2390,10 +3109,10 @@
             </w:pPr>
             <w:r>
               <w:rPr>
-                <w:rFonts w:ascii="Consolas" w:cs="Consolas" w:eastAsia="Consolas" w:hAnsi="Consolas"/>
-                <w:color w:val="8B2500"/>
-                <w:sz w:val="22"/>
-                <w:szCs w:val="22"/>
+                <w:rFonts w:ascii="Consolas" w:hAnsi="Consolas" w:cs="Consolas"/>
+                <w:color w:val="E97132" w:themeColor="accent2"/>
+                <w:sz w:val="18"/>
+                <w:szCs w:val="18"/>
               </w:rPr>
               <w:t xml:space="preserve">be.ephec.java.exc.e02.CompteTest</w:t>
             </w:r>
@@ -2439,6 +3158,7 @@
     </w:p>
     <w:p>
       <w:pPr>
+        <w:keepNext/>
         <w:spacing w:after="120"/>
       </w:pPr>
       <w:r>
@@ -2449,7 +3169,18 @@
           <w:sz w:val="22"/>
           <w:szCs w:val="22"/>
         </w:rPr>
-        <w:t xml:space="preserve">Package : be.ephec.java.exc.e03</w:t>
+        <w:t xml:space="preserve">Package : </w:t>
+      </w:r>
+      <w:r>
+        <w:rPr>
+          <w:rFonts w:ascii="Consolas" w:hAnsi="Consolas" w:cs="Consolas"/>
+          <w:i/>
+          <w:iCs/>
+          <w:color w:val="E97132" w:themeColor="accent2"/>
+          <w:sz w:val="18"/>
+          <w:szCs w:val="18"/>
+        </w:rPr>
+        <w:t xml:space="preserve">be.ephec.java.exc.e03</w:t>
       </w:r>
     </w:p>
     <w:p>
@@ -2471,6 +3202,7 @@
     </w:p>
     <w:p>
       <w:pPr>
+        <w:keepNext w:val="false"/>
         <w:spacing w:after="120"/>
       </w:pPr>
       <w:r>
@@ -2500,6 +3232,7 @@
     </w:p>
     <w:p>
       <w:pPr>
+        <w:keepNext w:val="false"/>
         <w:spacing w:after="120"/>
       </w:pPr>
       <w:r>
@@ -2519,9 +3252,10 @@
       </w:pPr>
       <w:r>
         <w:rPr>
-          <w:rFonts w:ascii="Consolas" w:cs="Consolas" w:eastAsia="Consolas" w:hAnsi="Consolas"/>
-          <w:sz w:val="19"/>
-          <w:szCs w:val="19"/>
+          <w:rFonts w:ascii="Consolas" w:hAnsi="Consolas" w:cs="Consolas"/>
+          <w:color w:val="E97132" w:themeColor="accent2"/>
+          <w:sz w:val="18"/>
+          <w:szCs w:val="18"/>
         </w:rPr>
         <w:t xml:space="preserve">1. retirer tout ce qui n'est ni lettre ni chiffre</w:t>
       </w:r>
@@ -2535,9 +3269,10 @@
       </w:pPr>
       <w:r>
         <w:rPr>
-          <w:rFonts w:ascii="Consolas" w:cs="Consolas" w:eastAsia="Consolas" w:hAnsi="Consolas"/>
-          <w:sz w:val="19"/>
-          <w:szCs w:val="19"/>
+          <w:rFonts w:ascii="Consolas" w:hAnsi="Consolas" w:cs="Consolas"/>
+          <w:color w:val="E97132" w:themeColor="accent2"/>
+          <w:sz w:val="18"/>
+          <w:szCs w:val="18"/>
         </w:rPr>
         <w:t xml:space="preserve">2. deplacer les quatre premiers caracteres a la fin</w:t>
       </w:r>
@@ -2551,9 +3286,10 @@
       </w:pPr>
       <w:r>
         <w:rPr>
-          <w:rFonts w:ascii="Consolas" w:cs="Consolas" w:eastAsia="Consolas" w:hAnsi="Consolas"/>
-          <w:sz w:val="19"/>
-          <w:szCs w:val="19"/>
+          <w:rFonts w:ascii="Consolas" w:hAnsi="Consolas" w:cs="Consolas"/>
+          <w:color w:val="E97132" w:themeColor="accent2"/>
+          <w:sz w:val="18"/>
+          <w:szCs w:val="18"/>
         </w:rPr>
         <w:t xml:space="preserve">3. passer en majuscules</w:t>
       </w:r>
@@ -2567,9 +3303,10 @@
       </w:pPr>
       <w:r>
         <w:rPr>
-          <w:rFonts w:ascii="Consolas" w:cs="Consolas" w:eastAsia="Consolas" w:hAnsi="Consolas"/>
-          <w:sz w:val="19"/>
-          <w:szCs w:val="19"/>
+          <w:rFonts w:ascii="Consolas" w:hAnsi="Consolas" w:cs="Consolas"/>
+          <w:color w:val="E97132" w:themeColor="accent2"/>
+          <w:sz w:val="18"/>
+          <w:szCs w:val="18"/>
         </w:rPr>
         <w:t xml:space="preserve">4. remplacer chaque lettre par sa position dans l'alphabet plus 9</w:t>
       </w:r>
@@ -2583,9 +3320,10 @@
       </w:pPr>
       <w:r>
         <w:rPr>
-          <w:rFonts w:ascii="Consolas" w:cs="Consolas" w:eastAsia="Consolas" w:hAnsi="Consolas"/>
-          <w:sz w:val="19"/>
-          <w:szCs w:val="19"/>
+          <w:rFonts w:ascii="Consolas" w:hAnsi="Consolas" w:cs="Consolas"/>
+          <w:color w:val="E97132" w:themeColor="accent2"/>
+          <w:sz w:val="18"/>
+          <w:szCs w:val="18"/>
         </w:rPr>
         <w:t xml:space="preserve">     A vaut 10, B vaut 11, ... Z vaut 35</w:t>
       </w:r>
@@ -2599,9 +3337,10 @@
       </w:pPr>
       <w:r>
         <w:rPr>
-          <w:rFonts w:ascii="Consolas" w:cs="Consolas" w:eastAsia="Consolas" w:hAnsi="Consolas"/>
-          <w:sz w:val="19"/>
-          <w:szCs w:val="19"/>
+          <w:rFonts w:ascii="Consolas" w:hAnsi="Consolas" w:cs="Consolas"/>
+          <w:color w:val="E97132" w:themeColor="accent2"/>
+          <w:sz w:val="18"/>
+          <w:szCs w:val="18"/>
         </w:rPr>
         <w:t xml:space="preserve">5. le reste de la division du nombre obtenu par 97 doit valoir 1</w:t>
       </w:r>
@@ -2621,10 +3360,10 @@
       </w:r>
       <w:r>
         <w:rPr>
-          <w:rFonts w:ascii="Consolas" w:cs="Consolas" w:eastAsia="Consolas" w:hAnsi="Consolas"/>
-          <w:color w:val="8B2500"/>
-          <w:sz w:val="22"/>
-          <w:szCs w:val="22"/>
+          <w:rFonts w:ascii="Consolas" w:hAnsi="Consolas" w:cs="Consolas"/>
+          <w:color w:val="E97132" w:themeColor="accent2"/>
+          <w:sz w:val="18"/>
+          <w:szCs w:val="18"/>
         </w:rPr>
         <w:t xml:space="preserve">long</w:t>
       </w:r>
@@ -2646,10 +3385,10 @@
       </w:r>
       <w:r>
         <w:rPr>
-          <w:rFonts w:ascii="Consolas" w:cs="Consolas" w:eastAsia="Consolas" w:hAnsi="Consolas"/>
-          <w:color w:val="8B2500"/>
-          <w:sz w:val="22"/>
-          <w:szCs w:val="22"/>
+          <w:rFonts w:ascii="Consolas" w:hAnsi="Consolas" w:cs="Consolas"/>
+          <w:color w:val="E97132" w:themeColor="accent2"/>
+          <w:sz w:val="18"/>
+          <w:szCs w:val="18"/>
         </w:rPr>
         <w:t xml:space="preserve">java.math.BigInteger</w:t>
       </w:r>
@@ -2691,10 +3430,10 @@
       </w:r>
       <w:r>
         <w:rPr>
-          <w:rFonts w:ascii="Consolas" w:cs="Consolas" w:eastAsia="Consolas" w:hAnsi="Consolas"/>
-          <w:color w:val="8B2500"/>
-          <w:sz w:val="22"/>
-          <w:szCs w:val="22"/>
+          <w:rFonts w:ascii="Consolas" w:hAnsi="Consolas" w:cs="Consolas"/>
+          <w:color w:val="E97132" w:themeColor="accent2"/>
+          <w:sz w:val="18"/>
+          <w:szCs w:val="18"/>
         </w:rPr>
         <w:t xml:space="preserve">Compte</w:t>
       </w:r>
@@ -2770,10 +3509,12 @@
             </w:pPr>
             <w:r>
               <w:rPr>
+                <w:rFonts w:ascii="Consolas" w:hAnsi="Consolas" w:cs="Consolas"/>
                 <w:b/>
                 <w:bCs/>
-                <w:sz w:val="20"/>
-                <w:szCs w:val="20"/>
+                <w:color w:val="E97132" w:themeColor="accent2"/>
+                <w:sz w:val="18"/>
+                <w:szCs w:val="18"/>
               </w:rPr>
               <w:t xml:space="preserve">Exception</w:t>
             </w:r>
@@ -2849,7 +3590,8 @@
             </w:pPr>
             <w:r>
               <w:rPr>
-                <w:rFonts w:ascii="Consolas" w:cs="Consolas" w:eastAsia="Consolas" w:hAnsi="Consolas"/>
+                <w:rFonts w:ascii="Consolas" w:hAnsi="Consolas" w:cs="Consolas"/>
+                <w:color w:val="E97132" w:themeColor="accent2"/>
                 <w:sz w:val="18"/>
                 <w:szCs w:val="18"/>
               </w:rPr>
@@ -2924,7 +3666,8 @@
             </w:pPr>
             <w:r>
               <w:rPr>
-                <w:rFonts w:ascii="Consolas" w:cs="Consolas" w:eastAsia="Consolas" w:hAnsi="Consolas"/>
+                <w:rFonts w:ascii="Consolas" w:hAnsi="Consolas" w:cs="Consolas"/>
+                <w:color w:val="E97132" w:themeColor="accent2"/>
                 <w:sz w:val="18"/>
                 <w:szCs w:val="18"/>
               </w:rPr>
@@ -2999,7 +3742,8 @@
             </w:pPr>
             <w:r>
               <w:rPr>
-                <w:rFonts w:ascii="Consolas" w:cs="Consolas" w:eastAsia="Consolas" w:hAnsi="Consolas"/>
+                <w:rFonts w:ascii="Consolas" w:hAnsi="Consolas" w:cs="Consolas"/>
+                <w:color w:val="E97132" w:themeColor="accent2"/>
                 <w:sz w:val="18"/>
                 <w:szCs w:val="18"/>
               </w:rPr>
@@ -3045,10 +3789,10 @@
       </w:r>
       <w:r>
         <w:rPr>
-          <w:rFonts w:ascii="Consolas" w:cs="Consolas" w:eastAsia="Consolas" w:hAnsi="Consolas"/>
-          <w:color w:val="8B2500"/>
-          <w:sz w:val="22"/>
-          <w:szCs w:val="22"/>
+          <w:rFonts w:ascii="Consolas" w:hAnsi="Consolas" w:cs="Consolas"/>
+          <w:color w:val="E97132" w:themeColor="accent2"/>
+          <w:sz w:val="18"/>
+          <w:szCs w:val="18"/>
         </w:rPr>
         <w:t xml:space="preserve">IbanInvalideException</w:t>
       </w:r>
@@ -3061,10 +3805,10 @@
       </w:r>
       <w:r>
         <w:rPr>
-          <w:rFonts w:ascii="Consolas" w:cs="Consolas" w:eastAsia="Consolas" w:hAnsi="Consolas"/>
-          <w:color w:val="8B2500"/>
-          <w:sz w:val="22"/>
-          <w:szCs w:val="22"/>
+          <w:rFonts w:ascii="Consolas" w:hAnsi="Consolas" w:cs="Consolas"/>
+          <w:color w:val="E97132" w:themeColor="accent2"/>
+          <w:sz w:val="18"/>
+          <w:szCs w:val="18"/>
         </w:rPr>
         <w:t xml:space="preserve">Exception</w:t>
       </w:r>
@@ -3098,10 +3842,10 @@
       </w:r>
       <w:r>
         <w:rPr>
-          <w:rFonts w:ascii="Consolas" w:cs="Consolas" w:eastAsia="Consolas" w:hAnsi="Consolas"/>
-          <w:color w:val="8B2500"/>
-          <w:sz w:val="22"/>
-          <w:szCs w:val="22"/>
+          <w:rFonts w:ascii="Consolas" w:hAnsi="Consolas" w:cs="Consolas"/>
+          <w:color w:val="E97132" w:themeColor="accent2"/>
+          <w:sz w:val="18"/>
+          <w:szCs w:val="18"/>
         </w:rPr>
         <w:t xml:space="preserve">CC-ERR.4</w:t>
       </w:r>
@@ -3183,19 +3927,67 @@
                 <w:sz w:val="22"/>
                 <w:szCs w:val="22"/>
               </w:rPr>
-              <w:t xml:space="preserve">Dans GestionDeCompte, essayez les quatre numéros donnés en commentaire. Combien de blocs catch écrivez-vous ?</w:t>
-            </w:r>
-          </w:p>
-          <w:p>
-            <w:pPr>
-              <w:spacing w:after="80"/>
-            </w:pPr>
+              <w:t xml:space="preserve">Dans </w:t>
+            </w:r>
+            <w:r>
+              <w:rPr>
+                <w:rFonts w:ascii="Consolas" w:hAnsi="Consolas" w:cs="Consolas"/>
+                <w:color w:val="E97132" w:themeColor="accent2"/>
+                <w:sz w:val="18"/>
+                <w:szCs w:val="18"/>
+              </w:rPr>
+              <w:t xml:space="preserve">GestionDeCompte</w:t>
+            </w:r>
             <w:r>
               <w:rPr>
                 <w:sz w:val="22"/>
                 <w:szCs w:val="22"/>
               </w:rPr>
-              <w:t xml:space="preserve">Si votre réaction est la même dans les trois cas — afficher le problème — un seul catch sur la classe mère suffit, et trois blocs identiques n'apporteraient rien. Si elle devait différer — proposer une correction pour une faute de frappe, rediriger vers une banque étrangère — alors les trois classes distinctes prennent tout leur sens.</w:t>
+              <w:t xml:space="preserve">, essayez les quatre numéros donnés en commentaire. Combien de blocs </w:t>
+            </w:r>
+            <w:r>
+              <w:rPr>
+                <w:rFonts w:ascii="Consolas" w:hAnsi="Consolas" w:cs="Consolas"/>
+                <w:color w:val="E97132" w:themeColor="accent2"/>
+                <w:sz w:val="18"/>
+                <w:szCs w:val="18"/>
+              </w:rPr>
+              <w:t xml:space="preserve">catch</w:t>
+            </w:r>
+            <w:r>
+              <w:rPr>
+                <w:sz w:val="22"/>
+                <w:szCs w:val="22"/>
+              </w:rPr>
+              <w:t xml:space="preserve"> écrivez-vous ?</w:t>
+            </w:r>
+          </w:p>
+          <w:p>
+            <w:pPr>
+              <w:spacing w:after="80"/>
+            </w:pPr>
+            <w:r>
+              <w:rPr>
+                <w:sz w:val="22"/>
+                <w:szCs w:val="22"/>
+              </w:rPr>
+              <w:t xml:space="preserve">Si votre réaction est la même dans les trois cas — afficher le problème — un seul </w:t>
+            </w:r>
+            <w:r>
+              <w:rPr>
+                <w:rFonts w:ascii="Consolas" w:hAnsi="Consolas" w:cs="Consolas"/>
+                <w:color w:val="E97132" w:themeColor="accent2"/>
+                <w:sz w:val="18"/>
+                <w:szCs w:val="18"/>
+              </w:rPr>
+              <w:t xml:space="preserve">catch</w:t>
+            </w:r>
+            <w:r>
+              <w:rPr>
+                <w:sz w:val="22"/>
+                <w:szCs w:val="22"/>
+              </w:rPr>
+              <w:t xml:space="preserve"> sur la classe mère suffit, et trois blocs identiques n'apporteraient rien. Si elle devait différer — proposer une correction pour une faute de frappe, rediriger vers une banque étrangère — alors les trois classes distinctes prennent tout leur sens.</w:t>
             </w:r>
           </w:p>
           <w:p>
@@ -3227,7 +4019,7 @@
           <w:sz w:val="24"/>
           <w:szCs w:val="24"/>
         </w:rPr>
-        <w:t xml:space="preserve">Vérification</w:t>
+        <w:t xml:space="preserve">Comment vérifier votre code</w:t>
       </w:r>
     </w:p>
     <w:tbl>
@@ -3266,24 +4058,40 @@
             </w:pPr>
             <w:r>
               <w:rPr>
-                <w:rFonts w:ascii="Consolas" w:cs="Consolas" w:eastAsia="Consolas" w:hAnsi="Consolas"/>
-                <w:color w:val="8B2500"/>
+                <w:rFonts w:ascii="Consolas" w:hAnsi="Consolas" w:cs="Consolas"/>
+                <w:color w:val="E97132" w:themeColor="accent2"/>
+                <w:sz w:val="18"/>
+                <w:szCs w:val="18"/>
+              </w:rPr>
+              <w:t xml:space="preserve">be.ephec.java.exc.e03.CompteTest</w:t>
+            </w:r>
+          </w:p>
+          <w:p>
+            <w:pPr>
+              <w:spacing w:after="0"/>
+            </w:pPr>
+            <w:r>
+              <w:rPr>
                 <w:sz w:val="22"/>
                 <w:szCs w:val="22"/>
               </w:rPr>
-              <w:t xml:space="preserve">be.ephec.java.exc.e03.CompteTest</w:t>
-            </w:r>
-          </w:p>
-          <w:p>
-            <w:pPr>
-              <w:spacing w:after="0"/>
-            </w:pPr>
+              <w:t xml:space="preserve">Vérifie la hiérarchie des exceptions, le calcul du modulo, l'acceptation d'un IBAN valide, les trois refus avec leur message exact, l'ordre des contrôles, et qu'un seul </w:t>
+            </w:r>
+            <w:r>
+              <w:rPr>
+                <w:rFonts w:ascii="Consolas" w:hAnsi="Consolas" w:cs="Consolas"/>
+                <w:color w:val="E97132" w:themeColor="accent2"/>
+                <w:sz w:val="18"/>
+                <w:szCs w:val="18"/>
+              </w:rPr>
+              <w:t xml:space="preserve">catch</w:t>
+            </w:r>
             <w:r>
               <w:rPr>
                 <w:sz w:val="22"/>
                 <w:szCs w:val="22"/>
               </w:rPr>
-              <w:t xml:space="preserve">Vérifie la hiérarchie des exceptions, le calcul du modulo, l'acceptation d'un IBAN valide, les trois refus avec leur message exact, l'ordre des contrôles, et qu'un seul catch attrape bien les trois.</w:t>
+              <w:t xml:space="preserve"> attrape bien les trois.</w:t>
             </w:r>
           </w:p>
         </w:tc>
@@ -3320,7 +4128,23 @@
           <w:sz w:val="22"/>
           <w:szCs w:val="22"/>
         </w:rPr>
-        <w:t xml:space="preserve">La validation est dans le constructeur. Qu'est-ce que cela garantit qu'une méthode valider() appelée séparément ne garantirait pas ?</w:t>
+        <w:t xml:space="preserve">La validation est dans le constructeur. Qu'est-ce que cela garantit qu'une méthode </w:t>
+      </w:r>
+      <w:r>
+        <w:rPr>
+          <w:rFonts w:ascii="Consolas" w:hAnsi="Consolas" w:cs="Consolas"/>
+          <w:color w:val="E97132" w:themeColor="accent2"/>
+          <w:sz w:val="18"/>
+          <w:szCs w:val="18"/>
+        </w:rPr>
+        <w:t xml:space="preserve">valider()</w:t>
+      </w:r>
+      <w:r>
+        <w:rPr>
+          <w:sz w:val="22"/>
+          <w:szCs w:val="22"/>
+        </w:rPr>
+        <w:t xml:space="preserve"> appelée séparément ne garantirait pas ?</w:t>
       </w:r>
     </w:p>
     <w:p>
@@ -3341,10 +4165,10 @@
       </w:r>
       <w:r>
         <w:rPr>
-          <w:rFonts w:ascii="Consolas" w:cs="Consolas" w:eastAsia="Consolas" w:hAnsi="Consolas"/>
-          <w:color w:val="8B2500"/>
-          <w:sz w:val="22"/>
-          <w:szCs w:val="22"/>
+          <w:rFonts w:ascii="Consolas" w:hAnsi="Consolas" w:cs="Consolas"/>
+          <w:color w:val="E97132" w:themeColor="accent2"/>
+          <w:sz w:val="18"/>
+          <w:szCs w:val="18"/>
         </w:rPr>
         <w:t xml:space="preserve">catch</w:t>
       </w:r>
@@ -3357,10 +4181,10 @@
       </w:r>
       <w:r>
         <w:rPr>
-          <w:rFonts w:ascii="Consolas" w:cs="Consolas" w:eastAsia="Consolas" w:hAnsi="Consolas"/>
-          <w:color w:val="8B2500"/>
-          <w:sz w:val="22"/>
-          <w:szCs w:val="22"/>
+          <w:rFonts w:ascii="Consolas" w:hAnsi="Consolas" w:cs="Consolas"/>
+          <w:color w:val="E97132" w:themeColor="accent2"/>
+          <w:sz w:val="18"/>
+          <w:szCs w:val="18"/>
         </w:rPr>
         <w:t xml:space="preserve">IbanInvalideException</w:t>
       </w:r>
@@ -3373,10 +4197,10 @@
       </w:r>
       <w:r>
         <w:rPr>
-          <w:rFonts w:ascii="Consolas" w:cs="Consolas" w:eastAsia="Consolas" w:hAnsi="Consolas"/>
-          <w:color w:val="8B2500"/>
-          <w:sz w:val="22"/>
-          <w:szCs w:val="22"/>
+          <w:rFonts w:ascii="Consolas" w:hAnsi="Consolas" w:cs="Consolas"/>
+          <w:color w:val="E97132" w:themeColor="accent2"/>
+          <w:sz w:val="18"/>
+          <w:szCs w:val="18"/>
         </w:rPr>
         <w:t xml:space="preserve">IbanPrefixeException</w:t>
       </w:r>
@@ -3414,6 +4238,7 @@
     </w:p>
     <w:p>
       <w:pPr>
+        <w:keepNext/>
         <w:spacing w:after="120"/>
       </w:pPr>
       <w:r>
@@ -3424,7 +4249,18 @@
           <w:sz w:val="22"/>
           <w:szCs w:val="22"/>
         </w:rPr>
-        <w:t xml:space="preserve">Package : be.ephec.java.exc.e04</w:t>
+        <w:t xml:space="preserve">Package : </w:t>
+      </w:r>
+      <w:r>
+        <w:rPr>
+          <w:rFonts w:ascii="Consolas" w:hAnsi="Consolas" w:cs="Consolas"/>
+          <w:i/>
+          <w:iCs/>
+          <w:color w:val="E97132" w:themeColor="accent2"/>
+          <w:sz w:val="18"/>
+          <w:szCs w:val="18"/>
+        </w:rPr>
+        <w:t xml:space="preserve">be.ephec.java.exc.e04</w:t>
       </w:r>
     </w:p>
     <w:p>
@@ -3446,6 +4282,7 @@
     </w:p>
     <w:p>
       <w:pPr>
+        <w:keepNext w:val="false"/>
         <w:spacing w:after="120"/>
       </w:pPr>
       <w:r>
@@ -3484,7 +4321,27 @@
           <w:sz w:val="22"/>
           <w:szCs w:val="22"/>
         </w:rPr>
-        <w:t xml:space="preserve">Écrivez d'abord le Programme SANS aucun try. </w:t>
+        <w:t xml:space="preserve">Écrivez d'abord le Programme SANS aucun </w:t>
+      </w:r>
+      <w:r>
+        <w:rPr>
+          <w:rFonts w:ascii="Consolas" w:hAnsi="Consolas" w:cs="Consolas"/>
+          <w:b/>
+          <w:bCs/>
+          <w:color w:val="E97132" w:themeColor="accent2"/>
+          <w:sz w:val="18"/>
+          <w:szCs w:val="18"/>
+        </w:rPr>
+        <w:t xml:space="preserve">try</w:t>
+      </w:r>
+      <w:r>
+        <w:rPr>
+          <w:b/>
+          <w:bCs/>
+          <w:sz w:val="22"/>
+          <w:szCs w:val="22"/>
+        </w:rPr>
+        <w:t xml:space="preserve">. </w:t>
       </w:r>
       <w:r>
         <w:rPr>
@@ -3503,9 +4360,10 @@
       </w:pPr>
       <w:r>
         <w:rPr>
-          <w:rFonts w:ascii="Consolas" w:cs="Consolas" w:eastAsia="Consolas" w:hAnsi="Consolas"/>
-          <w:sz w:val="19"/>
-          <w:szCs w:val="19"/>
+          <w:rFonts w:ascii="Consolas" w:hAnsi="Consolas" w:cs="Consolas"/>
+          <w:color w:val="E97132" w:themeColor="accent2"/>
+          <w:sz w:val="18"/>
+          <w:szCs w:val="18"/>
         </w:rPr>
         <w:t xml:space="preserve">int[] tableau = new int[taille];</w:t>
       </w:r>
@@ -3519,15 +4377,17 @@
       </w:pPr>
       <w:r>
         <w:rPr>
-          <w:rFonts w:ascii="Consolas" w:cs="Consolas" w:eastAsia="Consolas" w:hAnsi="Consolas"/>
-          <w:sz w:val="19"/>
-          <w:szCs w:val="19"/>
+          <w:rFonts w:ascii="Consolas" w:hAnsi="Consolas" w:cs="Consolas"/>
+          <w:color w:val="E97132" w:themeColor="accent2"/>
+          <w:sz w:val="18"/>
+          <w:szCs w:val="18"/>
         </w:rPr>
         <w:t xml:space="preserve">tableau[position] = 12;</w:t>
       </w:r>
     </w:p>
     <w:p>
       <w:pPr>
+        <w:keepNext w:val="false"/>
         <w:spacing w:after="120"/>
       </w:pPr>
       <w:r>
@@ -3568,10 +4428,10 @@
       </w:r>
       <w:r>
         <w:rPr>
-          <w:rFonts w:ascii="Consolas" w:cs="Consolas" w:eastAsia="Consolas" w:hAnsi="Consolas"/>
-          <w:color w:val="8B2500"/>
-          <w:sz w:val="22"/>
-          <w:szCs w:val="22"/>
+          <w:rFonts w:ascii="Consolas" w:hAnsi="Consolas" w:cs="Consolas"/>
+          <w:color w:val="E97132" w:themeColor="accent2"/>
+          <w:sz w:val="18"/>
+          <w:szCs w:val="18"/>
         </w:rPr>
         <w:t xml:space="preserve">Tableau.placerDouze(int taille, int position)</w:t>
       </w:r>
@@ -3592,9 +4452,10 @@
       </w:pPr>
       <w:r>
         <w:rPr>
-          <w:rFonts w:ascii="Consolas" w:cs="Consolas" w:eastAsia="Consolas" w:hAnsi="Consolas"/>
-          <w:sz w:val="19"/>
-          <w:szCs w:val="19"/>
+          <w:rFonts w:ascii="Consolas" w:hAnsi="Consolas" w:cs="Consolas"/>
+          <w:color w:val="E97132" w:themeColor="accent2"/>
+          <w:sz w:val="18"/>
+          <w:szCs w:val="18"/>
         </w:rPr>
         <w:t xml:space="preserve">placerDouze(5, 2)    -&gt;  "12 place en position 2 d'un tableau de 5 cases"</w:t>
       </w:r>
@@ -3608,9 +4469,10 @@
       </w:pPr>
       <w:r>
         <w:rPr>
-          <w:rFonts w:ascii="Consolas" w:cs="Consolas" w:eastAsia="Consolas" w:hAnsi="Consolas"/>
-          <w:sz w:val="19"/>
-          <w:szCs w:val="19"/>
+          <w:rFonts w:ascii="Consolas" w:hAnsi="Consolas" w:cs="Consolas"/>
+          <w:color w:val="E97132" w:themeColor="accent2"/>
+          <w:sz w:val="18"/>
+          <w:szCs w:val="18"/>
         </w:rPr>
         <w:t xml:space="preserve">placerDouze(-3, 0)   -&gt;  "Taille impossible : -3"</w:t>
       </w:r>
@@ -3624,9 +4486,10 @@
       </w:pPr>
       <w:r>
         <w:rPr>
-          <w:rFonts w:ascii="Consolas" w:cs="Consolas" w:eastAsia="Consolas" w:hAnsi="Consolas"/>
-          <w:sz w:val="19"/>
-          <w:szCs w:val="19"/>
+          <w:rFonts w:ascii="Consolas" w:hAnsi="Consolas" w:cs="Consolas"/>
+          <w:color w:val="E97132" w:themeColor="accent2"/>
+          <w:sz w:val="18"/>
+          <w:szCs w:val="18"/>
         </w:rPr>
         <w:t xml:space="preserve">placerDouze(5, 7)    -&gt;  "Position 7 hors du tableau de 5 cases"</w:t>
       </w:r>
@@ -3714,10 +4577,10 @@
       </w:r>
       <w:r>
         <w:rPr>
-          <w:rFonts w:ascii="Consolas" w:cs="Consolas" w:eastAsia="Consolas" w:hAnsi="Consolas"/>
-          <w:color w:val="8B2500"/>
-          <w:sz w:val="22"/>
-          <w:szCs w:val="22"/>
+          <w:rFonts w:ascii="Consolas" w:hAnsi="Consolas" w:cs="Consolas"/>
+          <w:color w:val="E97132" w:themeColor="accent2"/>
+          <w:sz w:val="18"/>
+          <w:szCs w:val="18"/>
         </w:rPr>
         <w:t xml:space="preserve">-6</w:t>
       </w:r>
@@ -3731,6 +4594,7 @@
     </w:p>
     <w:p>
       <w:pPr>
+        <w:keepNext w:val="false"/>
         <w:spacing w:after="120"/>
       </w:pPr>
       <w:r>
@@ -3830,7 +4694,39 @@
           <w:sz w:val="22"/>
           <w:szCs w:val="22"/>
         </w:rPr>
-        <w:t xml:space="preserve">Avec votre première version, sans try, le programme s'arrête net à la première erreur : la boucle ne repart pas. Avec les try, elle survit et l'utilisateur peut réessayer. C'est exactement ce que l'exercice veut montrer.</w:t>
+        <w:t xml:space="preserve">Avec votre première version, sans </w:t>
+      </w:r>
+      <w:r>
+        <w:rPr>
+          <w:rFonts w:ascii="Consolas" w:hAnsi="Consolas" w:cs="Consolas"/>
+          <w:color w:val="E97132" w:themeColor="accent2"/>
+          <w:sz w:val="18"/>
+          <w:szCs w:val="18"/>
+        </w:rPr>
+        <w:t xml:space="preserve">try</w:t>
+      </w:r>
+      <w:r>
+        <w:rPr>
+          <w:sz w:val="22"/>
+          <w:szCs w:val="22"/>
+        </w:rPr>
+        <w:t xml:space="preserve">, le programme s'arrête net à la première erreur : la boucle ne repart pas. Avec les </w:t>
+      </w:r>
+      <w:r>
+        <w:rPr>
+          <w:rFonts w:ascii="Consolas" w:hAnsi="Consolas" w:cs="Consolas"/>
+          <w:color w:val="E97132" w:themeColor="accent2"/>
+          <w:sz w:val="18"/>
+          <w:szCs w:val="18"/>
+        </w:rPr>
+        <w:t xml:space="preserve">try</w:t>
+      </w:r>
+      <w:r>
+        <w:rPr>
+          <w:sz w:val="22"/>
+          <w:szCs w:val="22"/>
+        </w:rPr>
+        <w:t xml:space="preserve">, elle survit et l'utilisateur peut réessayer. C'est exactement ce que l'exercice veut montrer.</w:t>
       </w:r>
     </w:p>
     <w:p>
@@ -3847,7 +4743,7 @@
           <w:sz w:val="24"/>
           <w:szCs w:val="24"/>
         </w:rPr>
-        <w:t xml:space="preserve">Vérification</w:t>
+        <w:t xml:space="preserve">Comment vérifier votre code</w:t>
       </w:r>
     </w:p>
     <w:tbl>
@@ -3886,10 +4782,10 @@
             </w:pPr>
             <w:r>
               <w:rPr>
-                <w:rFonts w:ascii="Consolas" w:cs="Consolas" w:eastAsia="Consolas" w:hAnsi="Consolas"/>
-                <w:color w:val="8B2500"/>
-                <w:sz w:val="22"/>
-                <w:szCs w:val="22"/>
+                <w:rFonts w:ascii="Consolas" w:hAnsi="Consolas" w:cs="Consolas"/>
+                <w:color w:val="E97132" w:themeColor="accent2"/>
+                <w:sz w:val="18"/>
+                <w:szCs w:val="18"/>
               </w:rPr>
               <w:t xml:space="preserve">be.ephec.java.exc.e04.TableauTest</w:t>
             </w:r>
@@ -3957,7 +4853,23 @@
           <w:sz w:val="22"/>
           <w:szCs w:val="22"/>
         </w:rPr>
-        <w:t xml:space="preserve">Faut-il mettre tout le corps de la méthode dans le try, ou seulement ce qui peut échouer ? Que gagne-t-on à réduire le bloc ?</w:t>
+        <w:t xml:space="preserve">Faut-il mettre tout le corps de la méthode dans le </w:t>
+      </w:r>
+      <w:r>
+        <w:rPr>
+          <w:rFonts w:ascii="Consolas" w:hAnsi="Consolas" w:cs="Consolas"/>
+          <w:color w:val="E97132" w:themeColor="accent2"/>
+          <w:sz w:val="18"/>
+          <w:szCs w:val="18"/>
+        </w:rPr>
+        <w:t xml:space="preserve">try</w:t>
+      </w:r>
+      <w:r>
+        <w:rPr>
+          <w:sz w:val="22"/>
+          <w:szCs w:val="22"/>
+        </w:rPr>
+        <w:t xml:space="preserve">, ou seulement ce qui peut échouer ? Que gagne-t-on à réduire le bloc ?</w:t>
       </w:r>
     </w:p>
     <w:p>
@@ -4003,6 +4915,7 @@
     </w:p>
     <w:p>
       <w:pPr>
+        <w:keepNext/>
         <w:spacing w:after="120"/>
       </w:pPr>
       <w:r>
@@ -4013,7 +4926,18 @@
           <w:sz w:val="22"/>
           <w:szCs w:val="22"/>
         </w:rPr>
-        <w:t xml:space="preserve">Package : be.ephec.java.exc.e05</w:t>
+        <w:t xml:space="preserve">Package : </w:t>
+      </w:r>
+      <w:r>
+        <w:rPr>
+          <w:rFonts w:ascii="Consolas" w:hAnsi="Consolas" w:cs="Consolas"/>
+          <w:i/>
+          <w:iCs/>
+          <w:color w:val="E97132" w:themeColor="accent2"/>
+          <w:sz w:val="18"/>
+          <w:szCs w:val="18"/>
+        </w:rPr>
+        <w:t xml:space="preserve">be.ephec.java.exc.e05</w:t>
       </w:r>
     </w:p>
     <w:p>
@@ -4035,6 +4959,7 @@
     </w:p>
     <w:p>
       <w:pPr>
+        <w:keepNext w:val="false"/>
         <w:spacing w:after="120"/>
       </w:pPr>
       <w:r>
@@ -4075,10 +5000,10 @@
       </w:r>
       <w:r>
         <w:rPr>
-          <w:rFonts w:ascii="Consolas" w:cs="Consolas" w:eastAsia="Consolas" w:hAnsi="Consolas"/>
-          <w:color w:val="8B2500"/>
-          <w:sz w:val="22"/>
-          <w:szCs w:val="22"/>
+          <w:rFonts w:ascii="Consolas" w:hAnsi="Consolas" w:cs="Consolas"/>
+          <w:color w:val="E97132" w:themeColor="accent2"/>
+          <w:sz w:val="18"/>
+          <w:szCs w:val="18"/>
         </w:rPr>
         <w:t xml:space="preserve">ProgrammeJdR</w:t>
       </w:r>
@@ -4101,6 +5026,7 @@
     </w:p>
     <w:p>
       <w:pPr>
+        <w:keepNext w:val="false"/>
         <w:spacing w:after="120"/>
       </w:pPr>
       <w:r>
@@ -4204,7 +5130,8 @@
             </w:pPr>
             <w:r>
               <w:rPr>
-                <w:rFonts w:ascii="Consolas" w:cs="Consolas" w:eastAsia="Consolas" w:hAnsi="Consolas"/>
+                <w:rFonts w:ascii="Consolas" w:hAnsi="Consolas" w:cs="Consolas"/>
+                <w:color w:val="E97132" w:themeColor="accent2"/>
                 <w:sz w:val="18"/>
                 <w:szCs w:val="18"/>
               </w:rPr>
@@ -4256,7 +5183,8 @@
             </w:pPr>
             <w:r>
               <w:rPr>
-                <w:rFonts w:ascii="Consolas" w:cs="Consolas" w:eastAsia="Consolas" w:hAnsi="Consolas"/>
+                <w:rFonts w:ascii="Consolas" w:hAnsi="Consolas" w:cs="Consolas"/>
+                <w:color w:val="E97132" w:themeColor="accent2"/>
                 <w:sz w:val="18"/>
                 <w:szCs w:val="18"/>
               </w:rPr>
@@ -4308,7 +5236,8 @@
             </w:pPr>
             <w:r>
               <w:rPr>
-                <w:rFonts w:ascii="Consolas" w:cs="Consolas" w:eastAsia="Consolas" w:hAnsi="Consolas"/>
+                <w:rFonts w:ascii="Consolas" w:hAnsi="Consolas" w:cs="Consolas"/>
+                <w:color w:val="E97132" w:themeColor="accent2"/>
                 <w:sz w:val="18"/>
                 <w:szCs w:val="18"/>
               </w:rPr>
@@ -4360,7 +5289,8 @@
             </w:pPr>
             <w:r>
               <w:rPr>
-                <w:rFonts w:ascii="Consolas" w:cs="Consolas" w:eastAsia="Consolas" w:hAnsi="Consolas"/>
+                <w:rFonts w:ascii="Consolas" w:hAnsi="Consolas" w:cs="Consolas"/>
+                <w:color w:val="E97132" w:themeColor="accent2"/>
                 <w:sz w:val="18"/>
                 <w:szCs w:val="18"/>
               </w:rPr>
@@ -4412,7 +5342,8 @@
             </w:pPr>
             <w:r>
               <w:rPr>
-                <w:rFonts w:ascii="Consolas" w:cs="Consolas" w:eastAsia="Consolas" w:hAnsi="Consolas"/>
+                <w:rFonts w:ascii="Consolas" w:hAnsi="Consolas" w:cs="Consolas"/>
+                <w:color w:val="E97132" w:themeColor="accent2"/>
                 <w:sz w:val="18"/>
                 <w:szCs w:val="18"/>
               </w:rPr>
@@ -4456,7 +5387,27 @@
           <w:sz w:val="22"/>
           <w:szCs w:val="22"/>
         </w:rPr>
-        <w:t xml:space="preserve">Attention à methodeFautive : </w:t>
+        <w:t xml:space="preserve">Attention à </w:t>
+      </w:r>
+      <w:r>
+        <w:rPr>
+          <w:rFonts w:ascii="Consolas" w:hAnsi="Consolas" w:cs="Consolas"/>
+          <w:b/>
+          <w:bCs/>
+          <w:color w:val="E97132" w:themeColor="accent2"/>
+          <w:sz w:val="18"/>
+          <w:szCs w:val="18"/>
+        </w:rPr>
+        <w:t xml:space="preserve">methodeFautive</w:t>
+      </w:r>
+      <w:r>
+        <w:rPr>
+          <w:b/>
+          <w:bCs/>
+          <w:sz w:val="22"/>
+          <w:szCs w:val="22"/>
+        </w:rPr>
+        <w:t xml:space="preserve"> : </w:t>
       </w:r>
       <w:r>
         <w:rPr>
@@ -4485,6 +5436,7 @@
     </w:p>
     <w:p>
       <w:pPr>
+        <w:keepNext w:val="false"/>
         <w:spacing w:after="120"/>
       </w:pPr>
       <w:r>
@@ -4508,10 +5460,10 @@
       </w:r>
       <w:r>
         <w:rPr>
-          <w:rFonts w:ascii="Consolas" w:cs="Consolas" w:eastAsia="Consolas" w:hAnsi="Consolas"/>
-          <w:color w:val="8B2500"/>
-          <w:sz w:val="22"/>
-          <w:szCs w:val="22"/>
+          <w:rFonts w:ascii="Consolas" w:hAnsi="Consolas" w:cs="Consolas"/>
+          <w:color w:val="E97132" w:themeColor="accent2"/>
+          <w:sz w:val="18"/>
+          <w:szCs w:val="18"/>
         </w:rPr>
         <w:t xml:space="preserve">TEC-EXE.1</w:t>
       </w:r>
@@ -4553,10 +5505,10 @@
       </w:r>
       <w:r>
         <w:rPr>
-          <w:rFonts w:ascii="Consolas" w:cs="Consolas" w:eastAsia="Consolas" w:hAnsi="Consolas"/>
-          <w:color w:val="8B2500"/>
-          <w:sz w:val="22"/>
-          <w:szCs w:val="22"/>
+          <w:rFonts w:ascii="Consolas" w:hAnsi="Consolas" w:cs="Consolas"/>
+          <w:color w:val="E97132" w:themeColor="accent2"/>
+          <w:sz w:val="18"/>
+          <w:szCs w:val="18"/>
         </w:rPr>
         <w:t xml:space="preserve">degatsParCibleSansPlanter</w:t>
       </w:r>
@@ -4598,7 +5550,7 @@
           <w:sz w:val="24"/>
           <w:szCs w:val="24"/>
         </w:rPr>
-        <w:t xml:space="preserve">Vérification</w:t>
+        <w:t xml:space="preserve">Comment vérifier votre code</w:t>
       </w:r>
     </w:p>
     <w:tbl>
@@ -4637,10 +5589,10 @@
             </w:pPr>
             <w:r>
               <w:rPr>
-                <w:rFonts w:ascii="Consolas" w:cs="Consolas" w:eastAsia="Consolas" w:hAnsi="Consolas"/>
-                <w:color w:val="8B2500"/>
-                <w:sz w:val="22"/>
-                <w:szCs w:val="22"/>
+                <w:rFonts w:ascii="Consolas" w:hAnsi="Consolas" w:cs="Consolas"/>
+                <w:color w:val="E97132" w:themeColor="accent2"/>
+                <w:sz w:val="18"/>
+                <w:szCs w:val="18"/>
               </w:rPr>
               <w:t xml:space="preserve">be.ephec.java.exc.e05.DiagnosticTest</w:t>
             </w:r>
@@ -4712,10 +5664,10 @@
       </w:r>
       <w:r>
         <w:rPr>
-          <w:rFonts w:ascii="Consolas" w:cs="Consolas" w:eastAsia="Consolas" w:hAnsi="Consolas"/>
-          <w:color w:val="8B2500"/>
-          <w:sz w:val="22"/>
-          <w:szCs w:val="22"/>
+          <w:rFonts w:ascii="Consolas" w:hAnsi="Consolas" w:cs="Consolas"/>
+          <w:color w:val="E97132" w:themeColor="accent2"/>
+          <w:sz w:val="18"/>
+          <w:szCs w:val="18"/>
         </w:rPr>
         <w:t xml:space="preserve">try/catch</w:t>
       </w:r>
@@ -4728,7 +5680,7 @@
       </w:r>
     </w:p>
     <w:sectPr>
-      <w:footerReference w:type="default" r:id="rId8"/>
+      <w:footerReference w:type="default" r:id="rId9"/>
       <w:pgSz w:w="11906" w:h="16838" w:orient="portrait"/>
       <w:pgMar w:top="1440" w:right="1440" w:bottom="1440" w:left="1440" w:header="708" w:footer="708" w:gutter="0"/>
       <w:pgNumType w:start="1"/>
@@ -4831,7 +5783,7 @@
       <w:fldChar w:fldCharType="separate"/>
     </w:r>
     <w:r>
-      <w:t>8</w:t>
+      <w:t>9</w:t>
     </w:r>
     <w:r>
       <w:fldChar w:fldCharType="end"/>
@@ -4993,7 +5945,13 @@
 <file path=word/styles.xml><?xml version="1.0" encoding="utf-8"?>
 <w:styles xmlns:mc="http://schemas.openxmlformats.org/markup-compatibility/2006" xmlns:r="http://schemas.openxmlformats.org/officeDocument/2006/relationships" xmlns:w="http://schemas.openxmlformats.org/wordprocessingml/2006/main" xmlns:w14="http://schemas.microsoft.com/office/word/2010/wordml" xmlns:w15="http://schemas.microsoft.com/office/word/2012/wordml" mc:Ignorable="w14 w15">
   <w:docDefaults>
-    <w:rPrDefault/>
+    <w:rPrDefault>
+      <w:rPr>
+        <w:rFonts w:ascii="Cormorant Garamond" w:hAnsi="Cormorant Garamond" w:eastAsia="Cormorant Garamond" w:cs="Cormorant Garamond"/>
+        <w:sz w:val="22"/>
+        <w:szCs w:val="22"/>
+      </w:rPr>
+    </w:rPrDefault>
     <w:pPrDefault/>
   </w:docDefaults>
   <w:style w:type="paragraph" w:styleId="Title">
@@ -5002,6 +5960,7 @@
     <w:next w:val="Normal"/>
     <w:qFormat/>
     <w:rPr>
+      <w:rFonts w:ascii="Cormorant Garamond" w:hAnsi="Cormorant Garamond" w:eastAsia="Cormorant Garamond" w:cs="Cormorant Garamond"/>
       <w:sz w:val="56"/>
       <w:szCs w:val="56"/>
     </w:rPr>
@@ -5012,6 +5971,7 @@
     <w:next w:val="Normal"/>
     <w:qFormat/>
     <w:rPr>
+      <w:rFonts w:ascii="Cormorant Garamond" w:hAnsi="Cormorant Garamond" w:eastAsia="Cormorant Garamond" w:cs="Cormorant Garamond"/>
       <w:color w:val="2E74B5"/>
       <w:sz w:val="32"/>
       <w:szCs w:val="32"/>
@@ -5023,6 +5983,7 @@
     <w:next w:val="Normal"/>
     <w:qFormat/>
     <w:rPr>
+      <w:rFonts w:ascii="Cormorant Garamond" w:hAnsi="Cormorant Garamond" w:eastAsia="Cormorant Garamond" w:cs="Cormorant Garamond"/>
       <w:color w:val="2E74B5"/>
       <w:sz w:val="26"/>
       <w:szCs w:val="26"/>
@@ -5034,6 +5995,7 @@
     <w:next w:val="Normal"/>
     <w:qFormat/>
     <w:rPr>
+      <w:rFonts w:ascii="Cormorant Garamond" w:hAnsi="Cormorant Garamond" w:eastAsia="Cormorant Garamond" w:cs="Cormorant Garamond"/>
       <w:color w:val="1F4D78"/>
       <w:sz w:val="24"/>
       <w:szCs w:val="24"/>
@@ -5045,6 +6007,7 @@
     <w:next w:val="Normal"/>
     <w:qFormat/>
     <w:rPr>
+      <w:rFonts w:ascii="Cormorant Garamond" w:hAnsi="Cormorant Garamond" w:eastAsia="Cormorant Garamond" w:cs="Cormorant Garamond"/>
       <w:i/>
       <w:iCs/>
       <w:color w:val="2E74B5"/>
@@ -5056,6 +6019,7 @@
     <w:next w:val="Normal"/>
     <w:qFormat/>
     <w:rPr>
+      <w:rFonts w:ascii="Cormorant Garamond" w:hAnsi="Cormorant Garamond" w:eastAsia="Cormorant Garamond" w:cs="Cormorant Garamond"/>
       <w:color w:val="2E74B5"/>
     </w:rPr>
   </w:style>
@@ -5065,6 +6029,7 @@
     <w:next w:val="Normal"/>
     <w:qFormat/>
     <w:rPr>
+      <w:rFonts w:ascii="Cormorant Garamond" w:hAnsi="Cormorant Garamond" w:eastAsia="Cormorant Garamond" w:cs="Cormorant Garamond"/>
       <w:color w:val="1F4D78"/>
     </w:rPr>
   </w:style>

--- a/enonces/EXC_enonces.docx
+++ b/enonces/EXC_enonces.docx
@@ -4,7 +4,9 @@
   <w:body>
     <w:p>
       <w:pPr>
-        <w:spacing w:after="0"/>
+        <w:tabs>
+          <w:tab w:val="right" w:pos="9026"/>
+        </w:tabs>
       </w:pPr>
       <w:r>
         <w:drawing>
@@ -46,95 +48,112 @@
           </wp:inline>
         </w:drawing>
       </w:r>
-    </w:p>
-    <w:p>
-      <w:pPr>
-        <w:spacing w:after="120" w:before="700"/>
-        <w:jc w:val="center"/>
-      </w:pPr>
-      <w:r>
-        <w:rPr>
-          <w:color w:val="595959"/>
-          <w:sz w:val="26"/>
-          <w:szCs w:val="26"/>
-        </w:rPr>
-        <w:t xml:space="preserve">Programmation orientée objet — Java</w:t>
-      </w:r>
-    </w:p>
-    <w:p>
-      <w:pPr>
-        <w:spacing w:after="100"/>
-        <w:jc w:val="center"/>
-      </w:pPr>
-      <w:r>
-        <w:rPr>
+      <w:r>
+        <w:rPr>
+          <w:rFonts w:ascii="Calibri" w:cs="Calibri" w:eastAsia="Calibri" w:hAnsi="Calibri"/>
+          <w:sz w:val="36"/>
+          <w:szCs w:val="36"/>
+        </w:rPr>
+        <w:tab/>
+      </w:r>
+      <w:r>
+        <w:rPr>
+          <w:rFonts w:ascii="Calibri" w:cs="Calibri" w:eastAsia="Calibri" w:hAnsi="Calibri"/>
+          <w:color w:val="000000"/>
+          <w:sz w:val="36"/>
+          <w:szCs w:val="36"/>
+        </w:rPr>
+        <w:t xml:space="preserve">Année académique </w:t>
+      </w:r>
+      <w:r>
+        <w:rPr>
+          <w:rFonts w:ascii="Calibri" w:cs="Calibri" w:eastAsia="Calibri" w:hAnsi="Calibri"/>
           <w:b/>
           <w:bCs/>
-          <w:color w:val="1F4E79"/>
-          <w:sz w:val="52"/>
-          <w:szCs w:val="52"/>
-        </w:rPr>
-        <w:t xml:space="preserve">Thème EXC</w:t>
-      </w:r>
-    </w:p>
-    <w:p>
-      <w:pPr>
-        <w:spacing w:after="200"/>
+          <w:color w:val="000000"/>
+          <w:sz w:val="36"/>
+          <w:szCs w:val="36"/>
+        </w:rPr>
+        <w:t xml:space="preserve">2026-2027</w:t>
+      </w:r>
+    </w:p>
+    <w:p>
+      <w:pPr>
+        <w:spacing w:after="120" w:before="3900"/>
         <w:jc w:val="center"/>
       </w:pPr>
       <w:r>
         <w:rPr>
+          <w:rFonts w:ascii="Calibri" w:cs="Calibri" w:eastAsia="Calibri" w:hAnsi="Calibri"/>
+          <w:color w:val="000000"/>
+          <w:sz w:val="36"/>
+          <w:szCs w:val="36"/>
+        </w:rPr>
+        <w:t xml:space="preserve">Programmation orientée objet — Java</w:t>
+      </w:r>
+    </w:p>
+    <w:p>
+      <w:pPr>
+        <w:spacing w:after="100" w:before="0"/>
+        <w:jc w:val="center"/>
+      </w:pPr>
+      <w:r>
+        <w:rPr>
+          <w:rFonts w:ascii="Calibri" w:cs="Calibri" w:eastAsia="Calibri" w:hAnsi="Calibri"/>
           <w:b/>
           <w:bCs/>
-          <w:color w:val="1F4E79"/>
-          <w:sz w:val="32"/>
-          <w:szCs w:val="32"/>
+          <w:color w:val="000000"/>
+          <w:sz w:val="72"/>
+          <w:szCs w:val="72"/>
+        </w:rPr>
+        <w:t xml:space="preserve">Module EXC</w:t>
+      </w:r>
+    </w:p>
+    <w:p>
+      <w:pPr>
+        <w:spacing w:after="200" w:before="0"/>
+        <w:jc w:val="center"/>
+      </w:pPr>
+      <w:r>
+        <w:rPr>
+          <w:rFonts w:ascii="Calibri" w:cs="Calibri" w:eastAsia="Calibri" w:hAnsi="Calibri"/>
+          <w:b/>
+          <w:bCs/>
+          <w:color w:val="000000"/>
+          <w:sz w:val="40"/>
+          <w:szCs w:val="40"/>
         </w:rPr>
         <w:t xml:space="preserve">Exceptions</w:t>
       </w:r>
     </w:p>
     <w:p>
       <w:pPr>
-        <w:spacing w:after="800"/>
+        <w:spacing w:after="800" w:before="0"/>
         <w:jc w:val="center"/>
       </w:pPr>
       <w:r>
         <w:rPr>
-          <w:color w:val="595959"/>
-          <w:sz w:val="26"/>
-          <w:szCs w:val="26"/>
+          <w:rFonts w:ascii="Calibri" w:cs="Calibri" w:eastAsia="Calibri" w:hAnsi="Calibri"/>
+          <w:color w:val="000000"/>
+          <w:sz w:val="36"/>
+          <w:szCs w:val="36"/>
         </w:rPr>
         <w:t xml:space="preserve">Signaler ce qui ne va pas, et le traiter là où on peut y faire quelque chose</w:t>
       </w:r>
     </w:p>
     <w:p>
       <w:pPr>
-        <w:keepNext w:val="false"/>
-        <w:spacing w:after="120"/>
+        <w:spacing w:after="120" w:before="5450"/>
         <w:jc w:val="center"/>
       </w:pPr>
       <w:r>
         <w:rPr>
-          <w:color w:val="595959"/>
-          <w:sz w:val="22"/>
-          <w:szCs w:val="22"/>
+          <w:rFonts w:ascii="Calibri" w:cs="Calibri" w:eastAsia="Calibri" w:hAnsi="Calibri"/>
+          <w:color w:val="000000"/>
+          <w:sz w:val="36"/>
+          <w:szCs w:val="36"/>
         </w:rPr>
         <w:t xml:space="preserve">EPHEC — Bachelier en informatique, niveau 2</w:t>
-      </w:r>
-    </w:p>
-    <w:p>
-      <w:pPr>
-        <w:keepNext w:val="false"/>
-        <w:spacing w:after="120"/>
-        <w:jc w:val="center"/>
-      </w:pPr>
-      <w:r>
-        <w:rPr>
-          <w:color w:val="595959"/>
-          <w:sz w:val="22"/>
-          <w:szCs w:val="22"/>
-        </w:rPr>
-        <w:t xml:space="preserve">Année académique 2026-2027</w:t>
       </w:r>
     </w:p>
     <w:p>
@@ -5783,7 +5802,7 @@
       <w:fldChar w:fldCharType="separate"/>
     </w:r>
     <w:r>
-      <w:t>9</w:t>
+      <w:t>10</w:t>
     </w:r>
     <w:r>
       <w:fldChar w:fldCharType="end"/>

--- a/enonces/EXC_enonces.docx
+++ b/enonces/EXC_enonces.docx
@@ -2985,7 +2985,7 @@
                 <w:sz w:val="20"/>
                 <w:szCs w:val="20"/>
               </w:rPr>
-              <w:t xml:space="preserve">Retire, et rend ce qui a réellement été retiré</w:t>
+              <w:t xml:space="preserve">Retire, et retourne ce qui a réellement été retiré</w:t>
             </w:r>
           </w:p>
         </w:tc>
@@ -3001,7 +3001,7 @@
           <w:sz w:val="22"/>
           <w:szCs w:val="22"/>
         </w:rPr>
-        <w:t xml:space="preserve">On ne peut pas retirer plus que le solde : sur un compte à 100, un retrait de 120 rend 100 et laisse le solde à zéro.</w:t>
+        <w:t xml:space="preserve">On ne peut pas retirer plus que le solde : sur un compte à 100, un retrait de 120 retourne 100 et laisse le solde à zéro.</w:t>
       </w:r>
     </w:p>
     <w:p>
@@ -3059,7 +3059,7 @@
           <w:sz w:val="22"/>
           <w:szCs w:val="22"/>
         </w:rPr>
-        <w:t xml:space="preserve">Sur un compte à 100, un retrait de 100 et un retrait de 120 rendent tous deux 100. L'appelant peut-il savoir si son retrait a été complet ? Que devrait-il faire pour s'en assurer ?</w:t>
+        <w:t xml:space="preserve">Sur un compte à 100, un retrait de 100 et un retrait de 120 retournent tous deux 100. L'appelant peut-il savoir si son retrait a été complet ? Que devrait-il faire pour s'en assurer ?</w:t>
       </w:r>
     </w:p>
     <w:p>
@@ -4459,7 +4459,7 @@
           <w:sz w:val="22"/>
           <w:szCs w:val="22"/>
         </w:rPr>
-        <w:t xml:space="preserve">, qui fait la même chose mais ne laisse jamais échapper d'exception. Elle rend un compte-rendu, aux formulations imposées :</w:t>
+        <w:t xml:space="preserve">, qui fait la même chose mais ne laisse jamais échapper d'exception. Elle retourne un compte-rendu, aux formulations imposées :</w:t>
       </w:r>
     </w:p>
     <w:p>
@@ -5536,7 +5536,7 @@
           <w:sz w:val="22"/>
           <w:szCs w:val="22"/>
         </w:rPr>
-        <w:t xml:space="preserve">, qui rend les dégâts par cible, ou 0 si le sort ne vise personne. </w:t>
+        <w:t xml:space="preserve">, qui retourne les dégâts par cible, ou 0 si le sort ne vise personne. </w:t>
       </w:r>
       <w:r>
         <w:rPr>

--- a/enonces/EXC_enonces.docx
+++ b/enonces/EXC_enonces.docx
@@ -3865,6 +3865,7 @@
           <w:color w:val="E97132" w:themeColor="accent2"/>
           <w:sz w:val="18"/>
           <w:szCs w:val="18"/>
+          <w:u w:val="none"/>
         </w:rPr>
         <w:t xml:space="preserve">CC-ERR.4</w:t>
       </w:r>
@@ -4018,7 +4019,23 @@
                 <w:sz w:val="22"/>
                 <w:szCs w:val="22"/>
               </w:rPr>
-              <w:t xml:space="preserve">C'est la règle CC-ERR.5 : on ne définit pas une exception par cause technique, mais selon ce que l'appelant doit distinguer. Ici, la hiérarchie offre les deux.</w:t>
+              <w:t xml:space="preserve">C'est la règle </w:t>
+            </w:r>
+            <w:r>
+              <w:rPr>
+                <w:rFonts w:ascii="Consolas" w:hAnsi="Consolas" w:cs="Consolas"/>
+                <w:color w:val="E97132" w:themeColor="accent2"/>
+                <w:sz w:val="18"/>
+                <w:szCs w:val="18"/>
+              </w:rPr>
+              <w:t xml:space="preserve">CC-ERR.5</w:t>
+            </w:r>
+            <w:r>
+              <w:rPr>
+                <w:sz w:val="22"/>
+                <w:szCs w:val="22"/>
+              </w:rPr>
+              <w:t xml:space="preserve"> : on ne définit pas une exception par cause technique, mais selon ce que l'appelant doit distinguer. Ici, la hiérarchie offre les deux.</w:t>
             </w:r>
           </w:p>
         </w:tc>

--- a/enonces/EXC_enonces.docx
+++ b/enonces/EXC_enonces.docx
@@ -1036,8 +1036,8 @@
             <w:hyperlink w:history="1" w:anchor="ex-EXC-1">
               <w:r>
                 <w:rPr>
-                  <w:rFonts w:ascii="Consolas" w:cs="Consolas" w:eastAsia="Consolas" w:hAnsi="Consolas"/>
-                  <w:color w:val="2B6CB0"/>
+                  <w:rFonts w:ascii="Consolas" w:hAnsi="Consolas" w:cs="Consolas"/>
+                  <w:color w:val="0563C1"/>
                   <w:sz w:val="18"/>
                   <w:szCs w:val="18"/>
                   <w:u w:val="single"/>
@@ -1117,8 +1117,8 @@
             <w:hyperlink w:history="1" w:anchor="ex-EXC-2">
               <w:r>
                 <w:rPr>
-                  <w:rFonts w:ascii="Consolas" w:cs="Consolas" w:eastAsia="Consolas" w:hAnsi="Consolas"/>
-                  <w:color w:val="2B6CB0"/>
+                  <w:rFonts w:ascii="Consolas" w:hAnsi="Consolas" w:cs="Consolas"/>
+                  <w:color w:val="0563C1"/>
                   <w:sz w:val="18"/>
                   <w:szCs w:val="18"/>
                   <w:u w:val="single"/>
@@ -1198,8 +1198,8 @@
             <w:hyperlink w:history="1" w:anchor="ex-EXC-3">
               <w:r>
                 <w:rPr>
-                  <w:rFonts w:ascii="Consolas" w:cs="Consolas" w:eastAsia="Consolas" w:hAnsi="Consolas"/>
-                  <w:color w:val="2B6CB0"/>
+                  <w:rFonts w:ascii="Consolas" w:hAnsi="Consolas" w:cs="Consolas"/>
+                  <w:color w:val="0563C1"/>
                   <w:sz w:val="18"/>
                   <w:szCs w:val="18"/>
                   <w:u w:val="single"/>
@@ -1279,8 +1279,8 @@
             <w:hyperlink w:history="1" w:anchor="ex-EXC-4">
               <w:r>
                 <w:rPr>
-                  <w:rFonts w:ascii="Consolas" w:cs="Consolas" w:eastAsia="Consolas" w:hAnsi="Consolas"/>
-                  <w:color w:val="2B6CB0"/>
+                  <w:rFonts w:ascii="Consolas" w:hAnsi="Consolas" w:cs="Consolas"/>
+                  <w:color w:val="0563C1"/>
                   <w:sz w:val="18"/>
                   <w:szCs w:val="18"/>
                   <w:u w:val="single"/>
@@ -1360,8 +1360,8 @@
             <w:hyperlink w:history="1" w:anchor="ex-EXC-5">
               <w:r>
                 <w:rPr>
-                  <w:rFonts w:ascii="Consolas" w:cs="Consolas" w:eastAsia="Consolas" w:hAnsi="Consolas"/>
-                  <w:color w:val="2B6CB0"/>
+                  <w:rFonts w:ascii="Consolas" w:hAnsi="Consolas" w:cs="Consolas"/>
+                  <w:color w:val="0563C1"/>
                   <w:sz w:val="18"/>
                   <w:szCs w:val="18"/>
                   <w:u w:val="single"/>
@@ -4027,6 +4027,7 @@
                 <w:color w:val="E97132" w:themeColor="accent2"/>
                 <w:sz w:val="18"/>
                 <w:szCs w:val="18"/>
+                <w:u w:val="none"/>
               </w:rPr>
               <w:t xml:space="preserve">CC-ERR.5</w:t>
             </w:r>
